--- a/src/Tests/Inputs/brochures/02/input.docx
+++ b/src/Tests/Inputs/brochures/02/input.docx
@@ -1,6 +1,6 @@
 
 <file path=word/document.xml><?xml version="1.0" encoding="utf-8"?>
-<w:document xmlns:wpc="http://schemas.microsoft.com/office/word/2010/wordprocessingCanvas" xmlns:cx="http://schemas.microsoft.com/office/drawing/2014/chartex" xmlns:cx1="http://schemas.microsoft.com/office/drawing/2015/9/8/chartex" xmlns:cx2="http://schemas.microsoft.com/office/drawing/2015/10/21/chartex" xmlns:cx3="http://schemas.microsoft.com/office/drawing/2016/5/9/chartex" xmlns:cx4="http://schemas.microsoft.com/office/drawing/2016/5/10/chartex" xmlns:cx5="http://schemas.microsoft.com/office/drawing/2016/5/11/chartex" xmlns:cx6="http://schemas.microsoft.com/office/drawing/2016/5/12/chartex" xmlns:cx7="http://schemas.microsoft.com/office/drawing/2016/5/13/chartex" xmlns:cx8="http://schemas.microsoft.com/office/drawing/2016/5/14/chartex" xmlns:mc="http://schemas.openxmlformats.org/markup-compatibility/2006" xmlns:aink="http://schemas.microsoft.com/office/drawing/2016/ink" xmlns:am3d="http://schemas.microsoft.com/office/drawing/2017/model3d" xmlns:o="urn:schemas-microsoft-com:office:office" xmlns:oel="http://schemas.microsoft.com/office/2019/extlst" xmlns:r="http://schemas.openxmlformats.org/officeDocument/2006/relationships" xmlns:m="http://schemas.openxmlformats.org/officeDocument/2006/math" xmlns:v="urn:schemas-microsoft-com:vml" xmlns:wp14="http://schemas.microsoft.com/office/word/2010/wordprocessingDrawing" xmlns:wp="http://schemas.openxmlformats.org/drawingml/2006/wordprocessingDrawing" xmlns:w10="urn:schemas-microsoft-com:office:word" xmlns:w="http://schemas.openxmlformats.org/wordprocessingml/2006/main" xmlns:w14="http://schemas.microsoft.com/office/word/2010/wordml" xmlns:w15="http://schemas.microsoft.com/office/word/2012/wordml" xmlns:w16cex="http://schemas.microsoft.com/office/word/2018/wordml/cex" xmlns:w16cid="http://schemas.microsoft.com/office/word/2016/wordml/cid" xmlns:w16="http://schemas.microsoft.com/office/word/2018/wordml" xmlns:w16du="http://schemas.microsoft.com/office/word/2023/wordml/word16du" xmlns:w16sdtdh="http://schemas.microsoft.com/office/word/2020/wordml/sdtdatahash" xmlns:w16sdtfl="http://schemas.microsoft.com/office/word/2024/wordml/sdtformatlock" xmlns:w16se="http://schemas.microsoft.com/office/word/2015/wordml/symex" xmlns:wpg="http://schemas.microsoft.com/office/word/2010/wordprocessingGroup" xmlns:wpi="http://schemas.microsoft.com/office/word/2010/wordprocessingInk" xmlns:wne="http://schemas.microsoft.com/office/word/2006/wordml" xmlns:wps="http://schemas.microsoft.com/office/word/2010/wordprocessingShape" mc:Ignorable="w14 w15 w16se w16cid w16 w16cex w16sdtdh w16sdtfl w16du wp14">
+<w:document xmlns:a="http://schemas.openxmlformats.org/drawingml/2006/main" xmlns:a16="http://schemas.microsoft.com/office/drawing/2014/main" xmlns:pic="http://schemas.openxmlformats.org/drawingml/2006/picture" xmlns:a14="http://schemas.microsoft.com/office/drawing/2010/main" xmlns:adec="http://schemas.microsoft.com/office/drawing/2017/decorative" xmlns:asvg="http://schemas.microsoft.com/office/drawing/2016/SVG/main" xmlns:wpc="http://schemas.microsoft.com/office/word/2010/wordprocessingCanvas" xmlns:cx="http://schemas.microsoft.com/office/drawing/2014/chartex" xmlns:cx1="http://schemas.microsoft.com/office/drawing/2015/9/8/chartex" xmlns:cx2="http://schemas.microsoft.com/office/drawing/2015/10/21/chartex" xmlns:cx3="http://schemas.microsoft.com/office/drawing/2016/5/9/chartex" xmlns:cx4="http://schemas.microsoft.com/office/drawing/2016/5/10/chartex" xmlns:cx5="http://schemas.microsoft.com/office/drawing/2016/5/11/chartex" xmlns:cx6="http://schemas.microsoft.com/office/drawing/2016/5/12/chartex" xmlns:cx7="http://schemas.microsoft.com/office/drawing/2016/5/13/chartex" xmlns:cx8="http://schemas.microsoft.com/office/drawing/2016/5/14/chartex" xmlns:mc="http://schemas.openxmlformats.org/markup-compatibility/2006" xmlns:aink="http://schemas.microsoft.com/office/drawing/2016/ink" xmlns:am3d="http://schemas.microsoft.com/office/drawing/2017/model3d" xmlns:o="urn:schemas-microsoft-com:office:office" xmlns:oel="http://schemas.microsoft.com/office/2019/extlst" xmlns:r="http://schemas.openxmlformats.org/officeDocument/2006/relationships" xmlns:m="http://schemas.openxmlformats.org/officeDocument/2006/math" xmlns:v="urn:schemas-microsoft-com:vml" xmlns:wp14="http://schemas.microsoft.com/office/word/2010/wordprocessingDrawing" xmlns:wp="http://schemas.openxmlformats.org/drawingml/2006/wordprocessingDrawing" xmlns:w10="urn:schemas-microsoft-com:office:word" xmlns:w="http://schemas.openxmlformats.org/wordprocessingml/2006/main" xmlns:w14="http://schemas.microsoft.com/office/word/2010/wordml" xmlns:w15="http://schemas.microsoft.com/office/word/2012/wordml" xmlns:w16cex="http://schemas.microsoft.com/office/word/2018/wordml/cex" xmlns:w16cid="http://schemas.microsoft.com/office/word/2016/wordml/cid" xmlns:w16="http://schemas.microsoft.com/office/word/2018/wordml" xmlns:w16du="http://schemas.microsoft.com/office/word/2023/wordml/word16du" xmlns:w16sdtdh="http://schemas.microsoft.com/office/word/2020/wordml/sdtdatahash" xmlns:w16sdtfl="http://schemas.microsoft.com/office/word/2024/wordml/sdtformatlock" xmlns:w16se="http://schemas.microsoft.com/office/word/2015/wordml/symex" xmlns:wpg="http://schemas.microsoft.com/office/word/2010/wordprocessingGroup" xmlns:wpi="http://schemas.microsoft.com/office/word/2010/wordprocessingInk" xmlns:wne="http://schemas.microsoft.com/office/word/2006/wordml" xmlns:wps="http://schemas.microsoft.com/office/word/2010/wordprocessingShape" mc:Ignorable="w14 w15 w16se w16cid w16 w16cex w16sdtdh w16sdtfl w16du wp14">
   <w:body>
     <w:p>
       <w:pPr>
@@ -11,7 +11,7 @@
           <w:noProof/>
         </w:rPr>
         <w:drawing>
-          <wp:anchor distT="0" distB="0" distL="114300" distR="114300" simplePos="0" relativeHeight="251667456" behindDoc="1" locked="1" layoutInCell="1" allowOverlap="1" wp14:anchorId="4782F0B7" wp14:editId="377CF583">
+          <wp:anchor distT="0" distB="0" distL="114300" distR="114300" simplePos="0" relativeHeight="251667456" behindDoc="1" locked="1" layoutInCell="1" allowOverlap="1" wp14:editId="377CF583" wp14:anchorId="4782F0B7">
             <wp:simplePos x="0" y="0"/>
             <wp:positionH relativeFrom="column">
               <wp:posOffset>4572000</wp:posOffset>
@@ -138,7 +138,7 @@
         <mc:AlternateContent>
           <mc:Choice Requires="wpg">
             <w:drawing>
-              <wp:anchor distT="0" distB="0" distL="114300" distR="114300" simplePos="0" relativeHeight="251674624" behindDoc="1" locked="1" layoutInCell="1" allowOverlap="1" wp14:anchorId="09563579" wp14:editId="44371CA5">
+              <wp:anchor distT="0" distB="0" distL="114300" distR="114300" simplePos="0" relativeHeight="251674624" behindDoc="1" locked="1" layoutInCell="1" allowOverlap="1" wp14:editId="44371CA5" wp14:anchorId="09563579">
                 <wp:simplePos x="0" y="0"/>
                 <wp:positionH relativeFrom="column">
                   <wp:posOffset>-457200</wp:posOffset>
@@ -3284,39 +3284,39 @@
           </mc:Choice>
           <mc:Fallback>
             <w:pict>
-              <v:group w14:anchorId="2EE94221" id="Group 79" o:spid="_x0000_s1026" alt="&quot;&quot;" style="position:absolute;margin-left:-36pt;margin-top:-36pt;width:11in;height:612pt;z-index:-251641856;mso-width-percent:1000;mso-height-percent:1000;mso-width-percent:1000;mso-height-percent:1000" coordsize="100622,77724" o:gfxdata="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">
-                <v:shape id="Freeform: Shape 326582581" o:spid="_x0000_s1027" style="position:absolute;width:5786;height:14371;visibility:visible;mso-wrap-style:square;v-text-anchor:middle" coordsize="578625,1437160" o:gfxdata="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" path="m,l433275,r19406,28106c715506,469573,550921,1113909,108200,1378024l,1437160,,xe" fillcolor="#dc3432 [3206]" stroked="f" strokeweight="0">
+              <v:group id="Group 79" style="position:absolute;margin-left:-36pt;margin-top:-36pt;width:11in;height:612pt;z-index:-251641856;mso-width-percent:1000;mso-height-percent:1000;mso-width-percent:1000;mso-height-percent:1000" alt="&quot;&quot;" coordsize="100622,77724" o:spid="_x0000_s1026" o:gfxdata="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" w14:anchorId="2EE94221">
+                <v:shape id="Freeform: Shape 326582581" style="position:absolute;width:5786;height:14371;visibility:visible;mso-wrap-style:square;v-text-anchor:middle" coordsize="578625,1437160" o:spid="_x0000_s1027" fillcolor="#dc3432 [3206]" stroked="f" strokeweight="0" path="m,l433275,r19406,28106c715506,469573,550921,1113909,108200,1378024l,1437160,,xe" o:gfxdata="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">
                   <v:fill opacity="52428f"/>
                   <v:stroke joinstyle="miter"/>
                   <v:path arrowok="t" o:connecttype="custom" o:connectlocs="0,0;433270,0;452676,28106;108199,1378016;0,1437152" o:connectangles="0,0,0,0,0"/>
                 </v:shape>
-                <v:shape id="Freeform: Shape 523714903" o:spid="_x0000_s1028" style="position:absolute;left:79227;top:59574;width:21395;height:18150;visibility:visible;mso-wrap-style:square;v-text-anchor:middle" coordsize="2139539,1814992" o:gfxdata="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" path="m2139539,r,1814992l,1814992c581550,1290433,1032549,315240,1984642,35053l2139539,xe" fillcolor="#9eafda" stroked="f" strokeweight="0">
+                <v:shape id="Freeform: Shape 523714903" style="position:absolute;left:79227;top:59574;width:21395;height:18150;visibility:visible;mso-wrap-style:square;v-text-anchor:middle" coordsize="2139539,1814992" o:spid="_x0000_s1028" fillcolor="#9eafda" stroked="f" strokeweight="0" path="m2139539,r,1814992l,1814992c581550,1290433,1032549,315240,1984642,35053l2139539,xe" o:gfxdata="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">
                   <v:stroke joinstyle="miter"/>
                   <v:path arrowok="t" o:connecttype="custom" o:connectlocs="2139513,0;2139513,1814982;0,1814982;1984618,35053" o:connectangles="0,0,0,0"/>
                 </v:shape>
-                <v:shape id="Freeform: Shape 361484909" o:spid="_x0000_s1029" style="position:absolute;left:45787;top:75169;width:13115;height:2555;visibility:visible;mso-wrap-style:square;v-text-anchor:middle" coordsize="1311576,255502" o:gfxdata="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" path="m1311577,255503c868856,66667,493755,-97926,236033,69219,144171,129187,66345,190431,,255503r1311577,xe" fillcolor="#9eafda" stroked="f" strokeweight="0">
+                <v:shape id="Freeform: Shape 361484909" style="position:absolute;left:45787;top:75169;width:13115;height:2555;visibility:visible;mso-wrap-style:square;v-text-anchor:middle" coordsize="1311576,255502" o:spid="_x0000_s1029" fillcolor="#9eafda" stroked="f" strokeweight="0" path="m1311577,255503c868856,66667,493755,-97926,236033,69219,144171,129187,66345,190431,,255503r1311577,xe" o:gfxdata="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">
                   <v:stroke joinstyle="miter"/>
                   <v:path arrowok="t" o:connecttype="custom" o:connectlocs="1311561,255502;236030,69219;0,255502;1311561,255502" o:connectangles="0,0,0,0"/>
                 </v:shape>
-                <v:shape id="Freeform: Shape 2082829232" o:spid="_x0000_s1030" style="position:absolute;top:52842;width:35618;height:24882;visibility:visible;mso-wrap-style:square;v-text-anchor:middle" coordsize="3561934,2488178" o:gfxdata="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" path="m,l68419,66543c251016,262964,359862,518486,371026,788660v6379,370015,-406997,816585,-200309,1172566c404198,2368242,1195227,2084990,1510362,1942087v297274,-135247,807615,-234768,1143165,-149282c3020972,1884671,3333556,2147509,3561934,2488178l,2488178,,xe" fillcolor="#3651a3" stroked="f" strokeweight="0">
+                <v:shape id="Freeform: Shape 2082829232" style="position:absolute;top:52842;width:35618;height:24882;visibility:visible;mso-wrap-style:square;v-text-anchor:middle" coordsize="3561934,2488178" o:spid="_x0000_s1030" fillcolor="#3651a3" stroked="f" strokeweight="0" path="m,l68419,66543c251016,262964,359862,518486,371026,788660v6379,370015,-406997,816585,-200309,1172566c404198,2368242,1195227,2084990,1510362,1942087v297274,-135247,807615,-234768,1143165,-149282c3020972,1884671,3333556,2147509,3561934,2488178l,2488178,,xe" o:gfxdata="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">
                   <v:fill opacity="52428f"/>
                   <v:stroke joinstyle="miter"/>
                   <v:path arrowok="t" o:connecttype="custom" o:connectlocs="0,0;68418,66543;371022,788656;170715,1961215;1510344,1942076;2653495,1792795;3561891,2488164;0,2488164" o:connectangles="0,0,0,0,0,0,0,0"/>
                 </v:shape>
-                <v:shape id="Freeform: Shape 268975526" o:spid="_x0000_s1031" style="position:absolute;left:39250;width:51747;height:7689;visibility:visible;mso-wrap-style:square;v-text-anchor:middle" coordsize="5174775,768948" o:gfxdata="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" path="m,l5174775,r-50442,91586c4961064,353545,4699135,555059,4393249,635442v-47206,11483,-95689,19138,-145447,21690c4098527,663512,3949252,626510,3819115,553783v-19138,-12759,-39551,-24242,-59964,-37001c3627737,431295,3509083,327946,3408291,208010,3371291,165905,3327912,127628,3280706,97006,3029362,-59932,2604503,35762,2016335,376431,1701199,557611,1416684,676271,1165342,733687,824688,810242,466175,774516,221210,502747,147849,421088,93944,334964,56944,246288l,xe" fillcolor="#9eafda" stroked="f" strokeweight="0">
+                <v:shape id="Freeform: Shape 268975526" style="position:absolute;left:39250;width:51747;height:7689;visibility:visible;mso-wrap-style:square;v-text-anchor:middle" coordsize="5174775,768948" o:spid="_x0000_s1031" fillcolor="#9eafda" stroked="f" strokeweight="0" path="m,l5174775,r-50442,91586c4961064,353545,4699135,555059,4393249,635442v-47206,11483,-95689,19138,-145447,21690c4098527,663512,3949252,626510,3819115,553783v-19138,-12759,-39551,-24242,-59964,-37001c3627737,431295,3509083,327946,3408291,208010,3371291,165905,3327912,127628,3280706,97006,3029362,-59932,2604503,35762,2016335,376431,1701199,557611,1416684,676271,1165342,733687,824688,810242,466175,774516,221210,502747,147849,421088,93944,334964,56944,246288l,xe" o:gfxdata="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">
                   <v:stroke joinstyle="miter"/>
                   <v:path arrowok="t" o:connecttype="custom" o:connectlocs="0,0;5174712,0;5124271,91586;4393196,635439;4247750,657129;3819069,553780;3759105,516779;3408250,208009;3280666,97005;2016310,376429;1165328,733683;221207,502744;56943,246287" o:connectangles="0,0,0,0,0,0,0,0,0,0,0,0,0"/>
                 </v:shape>
-                <v:shape id="Freeform: Shape 626568755" o:spid="_x0000_s1032" style="position:absolute;left:80843;width:19739;height:41920;visibility:visible;mso-wrap-style:square;v-text-anchor:middle" coordsize="1973966,4192054" o:gfxdata="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" path="m,l1973966,r,4187098l1867608,4192054v-58689,-5104,-116102,-18501,-170326,-41468c1223941,3951544,973873,3335277,1172906,2859361v108448,-257735,317687,-544815,480997,-770652c1817212,1862872,1937142,1565584,1831246,1306574,1741936,1090944,1518662,962077,1297940,893177,1075941,824278,842460,797484,629393,704342,400696,603864,211471,422285,88631,203745l,xe" fillcolor="#3651a3" stroked="f" strokeweight="0">
+                <v:shape id="Freeform: Shape 626568755" style="position:absolute;left:80843;width:19739;height:41920;visibility:visible;mso-wrap-style:square;v-text-anchor:middle" coordsize="1973966,4192054" o:spid="_x0000_s1032" fillcolor="#3651a3" stroked="f" strokeweight="0" path="m,l1973966,r,4187098l1867608,4192054v-58689,-5104,-116102,-18501,-170326,-41468c1223941,3951544,973873,3335277,1172906,2859361v108448,-257735,317687,-544815,480997,-770652c1817212,1862872,1937142,1565584,1831246,1306574,1741936,1090944,1518662,962077,1297940,893177,1075941,824278,842460,797484,629393,704342,400696,603864,211471,422285,88631,203745l,xe" o:gfxdata="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">
                   <v:fill opacity="52428f"/>
                   <v:stroke joinstyle="miter"/>
                   <v:path arrowok="t" o:connecttype="custom" o:connectlocs="0,0;1973942,0;1973942,4187075;1867585,4192031;1697261,4150563;1172892,2859345;1653883,2088698;1831224,1306567;1297924,893172;629385,704338;88630,203744" o:connectangles="0,0,0,0,0,0,0,0,0,0,0"/>
                 </v:shape>
-                <v:shape id="Freeform: Shape 1185489346" o:spid="_x0000_s1033" style="position:absolute;top:3542;width:11921;height:4386;visibility:visible;mso-wrap-style:square;v-text-anchor:middle" coordsize="1192123,438689" o:gfxdata="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" path="m207835,328070v43735,,66084,23860,84107,43126c309964,390463,321499,401379,345469,401379v23971,,35385,-10916,53468,-30183c417020,351930,439549,328070,483224,328070v43676,,66084,23860,84107,43126c585354,390463,596888,401379,620859,401379v23970,,35385,-10916,53468,-30183c692410,351930,714818,328070,758433,328070v43616,,66084,23860,84107,43126c860563,390463,872037,401379,896008,401379v23970,,35385,-10916,53468,-30183c967559,351930,989967,328070,1033582,328070v43616,,66084,23860,84107,43126c1135712,390463,1147186,401379,1171157,401379v10369,-583,19248,7291,19837,17586c1191583,429259,1183653,438077,1173283,438660v-708,39,-1417,39,-2126,l1171818,438600v-43736,,-66084,-23860,-84107,-43126c1069688,376207,1058214,365291,1034243,365291v-23970,,-35385,10916,-53468,30183c962692,414740,940284,438600,896669,438600v-43616,,-66084,-23860,-84107,-43126c794539,376207,783065,365291,759094,365291v-23970,,-35565,10916,-53588,30183c687483,414740,664955,438600,621399,438600v-43555,,-66083,-23860,-84106,-43126c519270,376207,507255,365291,483224,365291v-24030,,-35385,10916,-53468,30183c411673,414740,389265,438600,345650,438600v-43616,,-66084,-23860,-84107,-43126c243520,376207,231986,365291,208015,365291v-23970,,-35385,10916,-53468,30183c136464,414740,114056,438600,70441,438600v-21808,,-38329,-5965,-51651,-14338l,407595,,356517r16492,14679c34515,390463,46050,401379,70020,401379v23971,,35385,-10916,53468,-30183c141571,351930,164099,328070,207835,328070xm207414,163856v43616,,66084,23860,84107,43067c309544,226130,321079,237165,345049,237165v23970,,36046,-10498,54068,-30063c417140,187537,439609,164035,483224,164035v43615,,66084,23860,84107,43067c585354,226309,596888,237344,620859,237344v23970,,35385,-10916,53468,-30242c692410,187775,714818,164035,758433,164035v43616,,66084,23860,84107,43126c860563,226428,872037,237344,896008,237344v23970,,35385,-10916,53468,-30183c967558,187895,989967,164035,1033582,164035v43616,,66084,23860,84107,43067c1135712,226309,1147186,237344,1171157,237344v10351,-824,19416,6841,20245,17119c1192232,264741,1184512,273741,1174161,274565v-998,79,-2007,79,-3004,l1171818,274386v-43736,,-66084,-23860,-84107,-43067c1069688,212112,1058214,201077,1034243,201077v-23970,,-35385,10916,-53468,30242c962692,250646,940284,274386,896669,274386v-43616,,-66084,-23860,-84107,-43067c794539,212112,783064,201077,759094,201077v-23970,,-35565,11095,-53588,30421c687483,250824,664955,274565,621399,274565v-43555,,-66083,-23860,-84106,-43067c519270,212291,507255,201256,483224,201256v-24030,,-35385,10916,-53468,30242c411673,250824,389265,274565,345650,274565v-43616,,-66084,-23860,-84107,-43067c243520,212291,231985,201256,208015,201256v-23970,,-35385,10916,-53468,30242c136464,250824,113876,274386,70140,274386v-21867,,-38388,-5965,-51695,-14331l,243702,,192491r16312,14432c34335,226130,45869,237165,69840,237165v23970,,35385,-10916,53468,-30242c141391,187596,163799,163856,207414,163856xm207835,v43735,,66084,23860,84107,43126c309964,62393,321499,73309,345469,73309v23971,,35385,-10916,53468,-30183c417020,23860,439549,,483224,v43676,,66084,23860,84107,43126c585354,62393,596888,73309,620859,73309v23970,,35385,-10916,53468,-30183c692410,23860,714818,,758433,v43616,,66084,23860,84107,43126c860563,62393,872037,73309,896008,73309v23970,,35385,-10916,53468,-30183c967558,23860,989967,,1033582,v43616,,66084,23860,84107,43126c1135712,62393,1147186,73309,1171157,73309v10789,-767,20161,7296,20930,18008c1192105,91518,1192117,91718,1192123,91919v-420,10719,-9510,19074,-20305,18671c1128082,110590,1105734,86730,1087711,67463,1069688,48197,1058214,37281,1034243,37281v-23970,,-35385,10916,-53468,30182c962692,86730,940284,110590,896669,110590v-43616,,-66084,-23860,-84107,-43127c794539,48197,783065,37281,759094,37281v-23970,,-35565,10916,-53588,30182c687483,86730,664955,110590,621399,110590v-43555,,-66083,-23860,-84106,-43127c519270,48197,507255,37281,483224,37281v-24030,,-35385,10916,-53468,30182c411673,86730,389265,110590,345650,110590v-43616,,-66084,-23860,-84107,-43127c243520,48197,231986,37281,208015,37281v-23970,,-35385,10916,-53468,30182c136464,86730,114056,110590,70441,110590v-21808,,-38329,-5965,-51651,-14338l,79585,,28447,16492,43126c34515,62393,46050,73309,70020,73309v23970,,35385,-10916,53468,-30183c141571,23860,164099,,207835,xe" fillcolor="#1c43c2 [3207]" stroked="f" strokeweight=".1354mm">
+                <v:shape id="Freeform: Shape 1185489346" style="position:absolute;top:3542;width:11921;height:4386;visibility:visible;mso-wrap-style:square;v-text-anchor:middle" coordsize="1192123,438689" o:spid="_x0000_s1033" fillcolor="#1c43c2 [3207]" stroked="f" strokeweight=".1354mm" path="m207835,328070v43735,,66084,23860,84107,43126c309964,390463,321499,401379,345469,401379v23971,,35385,-10916,53468,-30183c417020,351930,439549,328070,483224,328070v43676,,66084,23860,84107,43126c585354,390463,596888,401379,620859,401379v23970,,35385,-10916,53468,-30183c692410,351930,714818,328070,758433,328070v43616,,66084,23860,84107,43126c860563,390463,872037,401379,896008,401379v23970,,35385,-10916,53468,-30183c967559,351930,989967,328070,1033582,328070v43616,,66084,23860,84107,43126c1135712,390463,1147186,401379,1171157,401379v10369,-583,19248,7291,19837,17586c1191583,429259,1183653,438077,1173283,438660v-708,39,-1417,39,-2126,l1171818,438600v-43736,,-66084,-23860,-84107,-43126c1069688,376207,1058214,365291,1034243,365291v-23970,,-35385,10916,-53468,30183c962692,414740,940284,438600,896669,438600v-43616,,-66084,-23860,-84107,-43126c794539,376207,783065,365291,759094,365291v-23970,,-35565,10916,-53588,30183c687483,414740,664955,438600,621399,438600v-43555,,-66083,-23860,-84106,-43126c519270,376207,507255,365291,483224,365291v-24030,,-35385,10916,-53468,30183c411673,414740,389265,438600,345650,438600v-43616,,-66084,-23860,-84107,-43126c243520,376207,231986,365291,208015,365291v-23970,,-35385,10916,-53468,30183c136464,414740,114056,438600,70441,438600v-21808,,-38329,-5965,-51651,-14338l,407595,,356517r16492,14679c34515,390463,46050,401379,70020,401379v23971,,35385,-10916,53468,-30183c141571,351930,164099,328070,207835,328070xm207414,163856v43616,,66084,23860,84107,43067c309544,226130,321079,237165,345049,237165v23970,,36046,-10498,54068,-30063c417140,187537,439609,164035,483224,164035v43615,,66084,23860,84107,43067c585354,226309,596888,237344,620859,237344v23970,,35385,-10916,53468,-30242c692410,187775,714818,164035,758433,164035v43616,,66084,23860,84107,43126c860563,226428,872037,237344,896008,237344v23970,,35385,-10916,53468,-30183c967558,187895,989967,164035,1033582,164035v43616,,66084,23860,84107,43067c1135712,226309,1147186,237344,1171157,237344v10351,-824,19416,6841,20245,17119c1192232,264741,1184512,273741,1174161,274565v-998,79,-2007,79,-3004,l1171818,274386v-43736,,-66084,-23860,-84107,-43067c1069688,212112,1058214,201077,1034243,201077v-23970,,-35385,10916,-53468,30242c962692,250646,940284,274386,896669,274386v-43616,,-66084,-23860,-84107,-43067c794539,212112,783064,201077,759094,201077v-23970,,-35565,11095,-53588,30421c687483,250824,664955,274565,621399,274565v-43555,,-66083,-23860,-84106,-43067c519270,212291,507255,201256,483224,201256v-24030,,-35385,10916,-53468,30242c411673,250824,389265,274565,345650,274565v-43616,,-66084,-23860,-84107,-43067c243520,212291,231985,201256,208015,201256v-23970,,-35385,10916,-53468,30242c136464,250824,113876,274386,70140,274386v-21867,,-38388,-5965,-51695,-14331l,243702,,192491r16312,14432c34335,226130,45869,237165,69840,237165v23970,,35385,-10916,53468,-30242c141391,187596,163799,163856,207414,163856xm207835,v43735,,66084,23860,84107,43126c309964,62393,321499,73309,345469,73309v23971,,35385,-10916,53468,-30183c417020,23860,439549,,483224,v43676,,66084,23860,84107,43126c585354,62393,596888,73309,620859,73309v23970,,35385,-10916,53468,-30183c692410,23860,714818,,758433,v43616,,66084,23860,84107,43126c860563,62393,872037,73309,896008,73309v23970,,35385,-10916,53468,-30183c967558,23860,989967,,1033582,v43616,,66084,23860,84107,43126c1135712,62393,1147186,73309,1171157,73309v10789,-767,20161,7296,20930,18008c1192105,91518,1192117,91718,1192123,91919v-420,10719,-9510,19074,-20305,18671c1128082,110590,1105734,86730,1087711,67463,1069688,48197,1058214,37281,1034243,37281v-23970,,-35385,10916,-53468,30182c962692,86730,940284,110590,896669,110590v-43616,,-66084,-23860,-84107,-43127c794539,48197,783065,37281,759094,37281v-23970,,-35565,10916,-53588,30182c687483,86730,664955,110590,621399,110590v-43555,,-66083,-23860,-84106,-43127c519270,48197,507255,37281,483224,37281v-24030,,-35385,10916,-53468,30182c411673,86730,389265,110590,345650,110590v-43616,,-66084,-23860,-84107,-43127c243520,48197,231986,37281,208015,37281v-23970,,-35385,10916,-53468,30182c136464,86730,114056,110590,70441,110590v-21808,,-38329,-5965,-51651,-14338l,79585,,28447,16492,43126c34515,62393,46050,73309,70020,73309v23970,,35385,-10916,53468,-30183c141571,23860,164099,,207835,xe" o:gfxdata="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">
                   <v:stroke joinstyle="miter"/>
                   <v:path arrowok="t" o:connecttype="custom" o:connectlocs="207835,328070;291942,371196;345469,401379;398937,371196;483224,328070;567331,371196;620859,401379;674327,371196;758433,328070;842540,371196;896008,401379;949476,371196;1033582,328070;1117689,371196;1171157,401379;1190994,418965;1173283,438660;1171157,438660;1171818,438600;1087711,395474;1034243,365291;980775,395474;896669,438600;812562,395474;759094,365291;705506,395474;621399,438600;537293,395474;483224,365291;429756,395474;345650,438600;261543,395474;208015,365291;154547,395474;70441,438600;18790,424262;0,407595;0,356517;16492,371196;70020,401379;123488,371196;207835,328070;207414,163856;291521,206923;345049,237165;399117,207102;483224,164035;567331,207102;620859,237344;674327,207102;758433,164035;842540,207161;896008,237344;949476,207161;1033582,164035;1117689,207102;1171157,237344;1191402,254463;1174161,274565;1171157,274565;1171818,274386;1087711,231319;1034243,201077;980775,231319;896669,274386;812562,231319;759094,201077;705506,231498;621399,274565;537293,231498;483224,201256;429756,231498;345650,274565;261543,231498;208015,201256;154547,231498;70140,274386;18445,260055;0,243702;0,192491;16312,206923;69840,237165;123308,206923;207414,163856;207835,0;291942,43126;345469,73309;398937,43126;483224,0;567331,43126;620859,73309;674327,43126;758433,0;842540,43126;896008,73309;949476,43126;1033582,0;1117689,43126;1171157,73309;1192087,91317;1192123,91919;1171818,110590;1087711,67463;1034243,37281;980775,67463;896669,110590;812562,67463;759094,37281;705506,67463;621399,110590;537293,67463;483224,37281;429756,67463;345650,110590;261543,67463;208015,37281;154547,67463;70441,110590;18790,96252;0,79585;0,28447;16492,43126;70020,73309;123488,43126;207835,0" o:connectangles="0,0,0,0,0,0,0,0,0,0,0,0,0,0,0,0,0,0,0,0,0,0,0,0,0,0,0,0,0,0,0,0,0,0,0,0,0,0,0,0,0,0,0,0,0,0,0,0,0,0,0,0,0,0,0,0,0,0,0,0,0,0,0,0,0,0,0,0,0,0,0,0,0,0,0,0,0,0,0,0,0,0,0,0,0,0,0,0,0,0,0,0,0,0,0,0,0,0,0,0,0,0,0,0,0,0,0,0,0,0,0,0,0,0,0,0,0,0,0,0,0,0,0,0,0"/>
                 </v:shape>
-                <v:shape id="Freeform: Shape 885428625" o:spid="_x0000_s1034" style="position:absolute;left:90159;top:37929;width:9940;height:5651;rotation:-90;visibility:visible;mso-wrap-style:square;v-text-anchor:middle" coordsize="993989,565170" o:gfxdata="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" path="m75813,147287v,9296,-7543,16834,-16848,16834l16847,164121c7543,164121,,156583,,147287v,-9298,7543,-16836,16847,-16836l58965,130451v9305,,16848,7538,16848,16836xm75814,415744v,9298,-7543,16836,-16848,16836l16848,432580c7544,432580,1,425042,1,415744v,-9296,7543,-16834,16847,-16834l58966,398910v9305,,16848,7538,16848,16834xm234977,147287v,9296,-7543,16834,-16847,16834l138484,164121v-9304,,-16847,-7538,-16847,-16834c121637,137989,129180,130451,138484,130451r79646,c227434,130451,234977,137989,234977,147287xm234979,415744v,9297,-7543,16835,-16847,16835l138486,432579v-9304,,-16847,-7538,-16847,-16835c121639,406447,129182,398908,138486,398908r79646,c227436,398908,234979,406447,234979,415744xm394310,147287v,9296,-7544,16834,-16847,16834l297817,164121v-9304,,-16847,-7538,-16847,-16834c280970,137989,288513,130451,297817,130451r79646,c386766,130451,394310,137989,394310,147287xm394312,415744v,9297,-7544,16835,-16847,16835l297819,432579v-9304,,-16847,-7538,-16847,-16835c280972,406447,288515,398908,297819,398908r79646,c386768,398908,394312,406447,394312,415744xm553685,147287v,9296,-7544,16834,-16847,16834l457150,164121v-9304,,-16847,-7538,-16847,-16834c440303,137989,447846,130451,457150,130451r79688,c546141,130451,553685,137989,553685,147287xm553687,415744v,9297,-7544,16835,-16847,16835l457152,432579v-9304,,-16847,-7538,-16847,-16835c440305,406447,447848,398908,457152,398908r79688,c546143,398908,553687,406447,553687,415744xm713018,147287v,9296,-7544,16834,-16848,16834l616483,164121v-9304,,-16847,-7538,-16847,-16834c599636,137989,607179,130451,616483,130451r79687,c705474,130451,713018,137989,713018,147287xm713020,415744v,9297,-7544,16835,-16848,16835l616485,432579v-9304,,-16847,-7538,-16847,-16835c599638,406447,607181,398908,616485,398908r79687,c705476,398908,713020,406447,713020,415744xm872350,147287v,9296,-7543,16834,-16847,16834l775858,164121v-9304,,-16847,-7538,-16847,-16834c759011,137989,766554,130451,775858,130451r79645,c864807,130451,872350,137989,872350,147287xm872352,415744v,9297,-7543,16835,-16847,16835l775860,432579v-9304,,-16847,-7538,-16847,-16835c759013,406447,766556,398908,775860,398908r79645,c864809,398908,872352,406447,872352,415744xm993988,147287v,9296,-7544,16834,-16848,16834l935022,164121v-9304,,-16847,-7538,-16847,-16834c918175,137989,925718,130451,935022,130451r42118,c986444,130451,993988,137989,993988,147287xm993989,548335v,9297,-7544,16835,-16847,16835l16848,565170c7544,565170,1,557632,1,548335v,-9297,7543,-16835,16847,-16835l977142,531500v9303,,16847,7538,16847,16835xm993989,415744v,9298,-7544,16836,-16848,16836l935023,432580v-9304,,-16847,-7538,-16847,-16836c918176,406448,925719,398910,935023,398910r42118,c986445,398910,993989,406448,993989,415744xm993989,281249v,9297,-7544,16835,-16847,16835l16848,298084c7544,298084,1,290546,1,281249v,-9298,7543,-16835,16847,-16835l977142,264414v9303,,16847,7537,16847,16835xm993989,16835v,9297,-7544,16835,-16847,16835l16848,33670c7544,33670,1,26132,1,16835,1,7537,7544,,16848,l977142,v9303,,16847,7537,16847,16835xe" fillcolor="#dc3432 [3206]" stroked="f" strokeweight=".1168mm">
+                <v:shape id="Freeform: Shape 885428625" style="position:absolute;left:90159;top:37929;width:9940;height:5651;rotation:-90;visibility:visible;mso-wrap-style:square;v-text-anchor:middle" coordsize="993989,565170" o:spid="_x0000_s1034" fillcolor="#dc3432 [3206]" stroked="f" strokeweight=".1168mm" path="m75813,147287v,9296,-7543,16834,-16848,16834l16847,164121c7543,164121,,156583,,147287v,-9298,7543,-16836,16847,-16836l58965,130451v9305,,16848,7538,16848,16836xm75814,415744v,9298,-7543,16836,-16848,16836l16848,432580c7544,432580,1,425042,1,415744v,-9296,7543,-16834,16847,-16834l58966,398910v9305,,16848,7538,16848,16834xm234977,147287v,9296,-7543,16834,-16847,16834l138484,164121v-9304,,-16847,-7538,-16847,-16834c121637,137989,129180,130451,138484,130451r79646,c227434,130451,234977,137989,234977,147287xm234979,415744v,9297,-7543,16835,-16847,16835l138486,432579v-9304,,-16847,-7538,-16847,-16835c121639,406447,129182,398908,138486,398908r79646,c227436,398908,234979,406447,234979,415744xm394310,147287v,9296,-7544,16834,-16847,16834l297817,164121v-9304,,-16847,-7538,-16847,-16834c280970,137989,288513,130451,297817,130451r79646,c386766,130451,394310,137989,394310,147287xm394312,415744v,9297,-7544,16835,-16847,16835l297819,432579v-9304,,-16847,-7538,-16847,-16835c280972,406447,288515,398908,297819,398908r79646,c386768,398908,394312,406447,394312,415744xm553685,147287v,9296,-7544,16834,-16847,16834l457150,164121v-9304,,-16847,-7538,-16847,-16834c440303,137989,447846,130451,457150,130451r79688,c546141,130451,553685,137989,553685,147287xm553687,415744v,9297,-7544,16835,-16847,16835l457152,432579v-9304,,-16847,-7538,-16847,-16835c440305,406447,447848,398908,457152,398908r79688,c546143,398908,553687,406447,553687,415744xm713018,147287v,9296,-7544,16834,-16848,16834l616483,164121v-9304,,-16847,-7538,-16847,-16834c599636,137989,607179,130451,616483,130451r79687,c705474,130451,713018,137989,713018,147287xm713020,415744v,9297,-7544,16835,-16848,16835l616485,432579v-9304,,-16847,-7538,-16847,-16835c599638,406447,607181,398908,616485,398908r79687,c705476,398908,713020,406447,713020,415744xm872350,147287v,9296,-7543,16834,-16847,16834l775858,164121v-9304,,-16847,-7538,-16847,-16834c759011,137989,766554,130451,775858,130451r79645,c864807,130451,872350,137989,872350,147287xm872352,415744v,9297,-7543,16835,-16847,16835l775860,432579v-9304,,-16847,-7538,-16847,-16835c759013,406447,766556,398908,775860,398908r79645,c864809,398908,872352,406447,872352,415744xm993988,147287v,9296,-7544,16834,-16848,16834l935022,164121v-9304,,-16847,-7538,-16847,-16834c918175,137989,925718,130451,935022,130451r42118,c986444,130451,993988,137989,993988,147287xm993989,548335v,9297,-7544,16835,-16847,16835l16848,565170c7544,565170,1,557632,1,548335v,-9297,7543,-16835,16847,-16835l977142,531500v9303,,16847,7538,16847,16835xm993989,415744v,9298,-7544,16836,-16848,16836l935023,432580v-9304,,-16847,-7538,-16847,-16836c918176,406448,925719,398910,935023,398910r42118,c986445,398910,993989,406448,993989,415744xm993989,281249v,9297,-7544,16835,-16847,16835l16848,298084c7544,298084,1,290546,1,281249v,-9298,7543,-16835,16847,-16835l977142,264414v9303,,16847,7537,16847,16835xm993989,16835v,9297,-7544,16835,-16847,16835l16848,33670c7544,33670,1,26132,1,16835,1,7537,7544,,16848,l977142,v9303,,16847,7537,16847,16835xe" o:gfxdata="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">
                   <v:stroke joinstyle="miter"/>
                   <v:path arrowok="t" o:connecttype="custom" o:connectlocs="75813,147287;58965,164121;16847,164121;0,147287;16847,130451;58965,130451;75813,147287;75814,415744;58966,432580;16848,432580;1,415744;16848,398910;58966,398910;75814,415744;234977,147287;218130,164121;138484,164121;121637,147287;138484,130451;218130,130451;234977,147287;234979,415744;218132,432579;138486,432579;121639,415744;138486,398908;218132,398908;234979,415744;394310,147287;377463,164121;297817,164121;280970,147287;297817,130451;377463,130451;394310,147287;394312,415744;377465,432579;297819,432579;280972,415744;297819,398908;377465,398908;394312,415744;553685,147287;536838,164121;457150,164121;440303,147287;457150,130451;536838,130451;553685,147287;553687,415744;536840,432579;457152,432579;440305,415744;457152,398908;536840,398908;553687,415744;713018,147287;696170,164121;616483,164121;599636,147287;616483,130451;696170,130451;713018,147287;713020,415744;696172,432579;616485,432579;599638,415744;616485,398908;696172,398908;713020,415744;872350,147287;855503,164121;775858,164121;759011,147287;775858,130451;855503,130451;872350,147287;872352,415744;855505,432579;775860,432579;759013,415744;775860,398908;855505,398908;872352,415744;993988,147287;977140,164121;935022,164121;918175,147287;935022,130451;977140,130451;993988,147287;993989,548335;977142,565170;16848,565170;1,548335;16848,531500;977142,531500;993989,548335;993989,415744;977141,432580;935023,432580;918176,415744;935023,398910;977141,398910;993989,415744;993989,281249;977142,298084;16848,298084;1,281249;16848,264414;977142,264414;993989,281249;993989,16835;977142,33670;16848,33670;1,16835;16848,0;977142,0;993989,16835" o:connectangles="0,0,0,0,0,0,0,0,0,0,0,0,0,0,0,0,0,0,0,0,0,0,0,0,0,0,0,0,0,0,0,0,0,0,0,0,0,0,0,0,0,0,0,0,0,0,0,0,0,0,0,0,0,0,0,0,0,0,0,0,0,0,0,0,0,0,0,0,0,0,0,0,0,0,0,0,0,0,0,0,0,0,0,0,0,0,0,0,0,0,0,0,0,0,0,0,0,0,0,0,0,0,0,0,0,0,0,0,0,0,0,0,0,0,0,0,0,0,0"/>
                 </v:shape>
@@ -3333,12 +3333,12 @@
         <w:tblW w:w="0" w:type="auto"/>
         <w:tblInd w:w="355" w:type="dxa"/>
         <w:tblBorders>
-          <w:top w:val="none" w:sz="0" w:space="0" w:color="auto"/>
-          <w:left w:val="none" w:sz="0" w:space="0" w:color="auto"/>
-          <w:bottom w:val="none" w:sz="0" w:space="0" w:color="auto"/>
-          <w:right w:val="none" w:sz="0" w:space="0" w:color="auto"/>
-          <w:insideH w:val="none" w:sz="0" w:space="0" w:color="auto"/>
-          <w:insideV w:val="none" w:sz="0" w:space="0" w:color="auto"/>
+          <w:top w:val="none" w:color="auto" w:sz="0" w:space="0"/>
+          <w:left w:val="none" w:color="auto" w:sz="0" w:space="0"/>
+          <w:bottom w:val="none" w:color="auto" w:sz="0" w:space="0"/>
+          <w:right w:val="none" w:color="auto" w:sz="0" w:space="0"/>
+          <w:insideH w:val="none" w:color="auto" w:sz="0" w:space="0"/>
+          <w:insideV w:val="none" w:color="auto" w:sz="0" w:space="0"/>
         </w:tblBorders>
         <w:tblLook w:val="04A0" w:firstRow="1" w:lastRow="0" w:firstColumn="1" w:lastColumn="0" w:noHBand="0" w:noVBand="1"/>
       </w:tblPr>
@@ -3694,7 +3694,7 @@
               <w:autoSpaceDN w:val="0"/>
               <w:adjustRightInd w:val="0"/>
               <w:rPr>
-                <w:rFonts w:ascii="Helvetica" w:eastAsiaTheme="minorHAnsi" w:hAnsi="Helvetica" w:cs="Helvetica"/>
+                <w:rFonts w:ascii="Helvetica" w:hAnsi="Helvetica" w:cs="Helvetica" w:eastAsiaTheme="minorHAnsi"/>
                 <w:kern w:val="0"/>
                 <w:sz w:val="22"/>
                 <w:szCs w:val="22"/>
@@ -3743,7 +3743,7 @@
         </w:rPr>
         <w:lastRenderedPageBreak/>
         <w:drawing>
-          <wp:anchor distT="0" distB="0" distL="114300" distR="114300" simplePos="0" relativeHeight="251670528" behindDoc="1" locked="1" layoutInCell="1" allowOverlap="1" wp14:anchorId="076435F8" wp14:editId="3317EA1C">
+          <wp:anchor distT="0" distB="0" distL="114300" distR="114300" simplePos="0" relativeHeight="251670528" behindDoc="1" locked="1" layoutInCell="1" allowOverlap="1" wp14:editId="3317EA1C" wp14:anchorId="076435F8">
             <wp:simplePos x="0" y="0"/>
             <wp:positionH relativeFrom="column">
               <wp:posOffset>5103495</wp:posOffset>
@@ -3868,7 +3868,7 @@
           <w:noProof/>
         </w:rPr>
         <w:drawing>
-          <wp:anchor distT="0" distB="0" distL="114300" distR="114300" simplePos="0" relativeHeight="251671552" behindDoc="1" locked="1" layoutInCell="1" allowOverlap="1" wp14:anchorId="34F83E81" wp14:editId="498FF788">
+          <wp:anchor distT="0" distB="0" distL="114300" distR="114300" simplePos="0" relativeHeight="251671552" behindDoc="1" locked="1" layoutInCell="1" allowOverlap="1" wp14:editId="498FF788" wp14:anchorId="34F83E81">
             <wp:simplePos x="0" y="0"/>
             <wp:positionH relativeFrom="column">
               <wp:posOffset>-457200</wp:posOffset>
@@ -3995,7 +3995,7 @@
         <mc:AlternateContent>
           <mc:Choice Requires="wpg">
             <w:drawing>
-              <wp:anchor distT="0" distB="0" distL="114300" distR="114300" simplePos="0" relativeHeight="251676672" behindDoc="1" locked="1" layoutInCell="1" allowOverlap="1" wp14:anchorId="581C63A3" wp14:editId="43C2E66A">
+              <wp:anchor distT="0" distB="0" distL="114300" distR="114300" simplePos="0" relativeHeight="251676672" behindDoc="1" locked="1" layoutInCell="1" allowOverlap="1" wp14:editId="43C2E66A" wp14:anchorId="581C63A3">
                 <wp:simplePos x="0" y="0"/>
                 <wp:positionH relativeFrom="column">
                   <wp:posOffset>-457200</wp:posOffset>
@@ -7349,39 +7349,39 @@
           </mc:Choice>
           <mc:Fallback>
             <w:pict>
-              <v:group w14:anchorId="29A32D89" id="Group 60" o:spid="_x0000_s1026" alt="&quot;&quot;" style="position:absolute;margin-left:-36pt;margin-top:-36pt;width:11in;height:612.7pt;z-index:-251639808;mso-width-percent:1000;mso-height-percent:1000;mso-width-percent:1000;mso-height-percent:1000" coordsize="100584,77793" o:gfxdata="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">
-                <v:shape id="Freeform: Shape 184853163" o:spid="_x0000_s1027" style="position:absolute;left:95054;width:5530;height:14208;flip:x;visibility:visible;mso-wrap-style:square;v-text-anchor:middle" coordsize="552933,1420952" o:gfxdata="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" path="m408942,l,,,1420952r82538,-45107c525232,1111774,689806,467542,426997,26148l408942,xe" fillcolor="#de3430" stroked="f" strokeweight="0">
+              <v:group id="Group 60" style="position:absolute;margin-left:-36pt;margin-top:-36pt;width:11in;height:612.7pt;z-index:-251639808;mso-width-percent:1000;mso-height-percent:1000;mso-width-percent:1000;mso-height-percent:1000" alt="&quot;&quot;" coordsize="100584,77793" o:spid="_x0000_s1026" o:gfxdata="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" w14:anchorId="29A32D89">
+                <v:shape id="Freeform: Shape 184853163" style="position:absolute;left:95054;width:5530;height:14208;flip:x;visibility:visible;mso-wrap-style:square;v-text-anchor:middle" coordsize="552933,1420952" o:spid="_x0000_s1027" fillcolor="#de3430" stroked="f" strokeweight="0" path="m408942,l,,,1420952r82538,-45107c525232,1111774,689806,467542,426997,26148l408942,xe" o:gfxdata="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">
                   <v:fill opacity="52428f"/>
                   <v:stroke joinstyle="miter"/>
                   <v:path arrowok="t" o:connecttype="custom" o:connectlocs="408942,0;0,0;0,1420859;82538,1375755;426997,26146" o:connectangles="0,0,0,0,0"/>
                 </v:shape>
-                <v:shape id="Freeform: Shape 1937745692" o:spid="_x0000_s1028" style="position:absolute;top:59597;width:21617;height:18196;flip:x;visibility:visible;mso-wrap-style:square;v-text-anchor:middle" coordsize="2161754,1819755" o:gfxdata="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" path="m2161754,l1984517,40105c1032484,320247,581514,1295281,,1819755r2161754,l2161754,xe" fillcolor="#9eafda" stroked="f" strokeweight="0">
+                <v:shape id="Freeform: Shape 1937745692" style="position:absolute;top:59597;width:21617;height:18196;flip:x;visibility:visible;mso-wrap-style:square;v-text-anchor:middle" coordsize="2161754,1819755" o:spid="_x0000_s1028" fillcolor="#9eafda" stroked="f" strokeweight="0" path="m2161754,l1984517,40105c1032484,320247,581514,1295281,,1819755r2161754,l2161754,xe" o:gfxdata="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">
                   <v:stroke joinstyle="miter"/>
                   <v:path arrowok="t" o:connecttype="custom" o:connectlocs="2161754,0;1984517,40102;0,1819636;2161754,1819636" o:connectangles="0,0,0,0"/>
                 </v:shape>
-                <v:shape id="Freeform: Shape 861302026" o:spid="_x0000_s1029" style="position:absolute;left:41940;top:75239;width:13115;height:2554;flip:x;visibility:visible;mso-wrap-style:square;v-text-anchor:middle" coordsize="1311494,255461" o:gfxdata="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" path="m450527,1257c372207,6380,300445,27429,236018,69208,144162,129166,66340,190400,,255461r1311494,c979474,113858,685489,-14112,450527,1257xe" fillcolor="#9eafda" stroked="f" strokeweight="0">
+                <v:shape id="Freeform: Shape 861302026" style="position:absolute;left:41940;top:75239;width:13115;height:2554;flip:x;visibility:visible;mso-wrap-style:square;v-text-anchor:middle" coordsize="1311494,255461" o:spid="_x0000_s1029" fillcolor="#9eafda" stroked="f" strokeweight="0" path="m450527,1257c372207,6380,300445,27429,236018,69208,144162,129166,66340,190400,,255461r1311494,c979474,113858,685489,-14112,450527,1257xe" o:gfxdata="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">
                   <v:stroke joinstyle="miter"/>
                   <v:path arrowok="t" o:connecttype="custom" o:connectlocs="450527,1257;236018,69203;0,255444;1311494,255444;450527,1257" o:connectangles="0,0,0,0,0"/>
                 </v:shape>
-                <v:shape id="Freeform: Shape 2122412469" o:spid="_x0000_s1030" style="position:absolute;left:65223;top:53167;width:35361;height:24626;flip:x;visibility:visible;mso-wrap-style:square;v-text-anchor:middle" coordsize="3536055,2462825" o:gfxdata="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" path="m,l,2462825r3536055,c3307692,2122211,2995128,1859416,2627705,1767565v-335528,-85472,-845837,14033,-1143092,149258c1169497,2059702,378518,2342909,145052,1935959,-61624,1580036,351727,1133539,345348,763584,334185,493453,225345,237973,42761,41584l,xe" fillcolor="#3651a3" stroked="f" strokeweight="0">
+                <v:shape id="Freeform: Shape 2122412469" style="position:absolute;left:65223;top:53167;width:35361;height:24626;flip:x;visibility:visible;mso-wrap-style:square;v-text-anchor:middle" coordsize="3536055,2462825" o:spid="_x0000_s1030" fillcolor="#3651a3" stroked="f" strokeweight="0" path="m,l,2462825r3536055,c3307692,2122211,2995128,1859416,2627705,1767565v-335528,-85472,-845837,14033,-1143092,149258c1169497,2059702,378518,2342909,145052,1935959,-61624,1580036,351727,1133539,345348,763584,334185,493453,225345,237973,42761,41584l,xe" o:gfxdata="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">
                   <v:fill opacity="52428f"/>
                   <v:stroke joinstyle="miter"/>
                   <v:path arrowok="t" o:connecttype="custom" o:connectlocs="0,0;0,2462664;3536055,2462664;2627705,1767449;1484613,1916698;145052,1935832;345348,763534;42761,41581" o:connectangles="0,0,0,0,0,0,0,0"/>
                 </v:shape>
-                <v:shape id="Freeform: Shape 1982801684" o:spid="_x0000_s1031" style="position:absolute;left:9858;width:51729;height:7668;flip:x;visibility:visible;mso-wrap-style:square;v-text-anchor:middle" coordsize="5172921,766869" o:gfxdata="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" path="m5172921,l,,56489,244294v36998,88661,90899,174772,164256,256417c465693,772436,824185,808156,1164817,731614v251327,-57407,535824,-176048,850940,-357198c2603888,33802,3028721,-61876,3280048,95036v47203,30617,90580,68888,127577,110986c3508411,325939,3627058,429271,3758463,514743v20412,12757,40824,24239,59961,36996c3948553,624454,4097818,661450,4247084,655071v49755,-2551,98234,-10206,145437,-21687c4698388,553014,4960301,351533,5123559,89617l5172921,xe" fillcolor="#9eafda" stroked="f" strokeweight="0">
+                <v:shape id="Freeform: Shape 1982801684" style="position:absolute;left:9858;width:51729;height:7668;flip:x;visibility:visible;mso-wrap-style:square;v-text-anchor:middle" coordsize="5172921,766869" o:spid="_x0000_s1031" fillcolor="#9eafda" stroked="f" strokeweight="0" path="m5172921,l,,56489,244294v36998,88661,90899,174772,164256,256417c465693,772436,824185,808156,1164817,731614v251327,-57407,535824,-176048,850940,-357198c2603888,33802,3028721,-61876,3280048,95036v47203,30617,90580,68888,127577,110986c3508411,325939,3627058,429271,3758463,514743v20412,12757,40824,24239,59961,36996c3948553,624454,4097818,661450,4247084,655071v49755,-2551,98234,-10206,145437,-21687c4698388,553014,4960301,351533,5123559,89617l5172921,xe" o:gfxdata="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">
                   <v:stroke joinstyle="miter"/>
                   <v:path arrowok="t" o:connecttype="custom" o:connectlocs="5172921,0;0,0;56489,244278;220745,500678;1164817,731566;2015757,374392;3280048,95030;3407625,206009;3758463,514709;3818424,551703;4247084,655028;4392521,633343;5123559,89611" o:connectangles="0,0,0,0,0,0,0,0,0,0,0,0,0"/>
                 </v:shape>
-                <v:shape id="Freeform: Shape 1100740153" o:spid="_x0000_s1032" style="position:absolute;width:19992;height:41891;flip:x;visibility:visible;mso-wrap-style:square;v-text-anchor:middle" coordsize="1999279,4189418" o:gfxdata="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" path="m1999279,l,,87775,201758c210608,420262,399821,601811,628503,702273v213055,93127,446521,119917,668506,188805c1517717,959966,1740977,1088812,1830281,1304407v105889,258968,-14033,556208,-177332,782008c1489650,2312215,1280424,2599249,1171983,2856942v-199021,475838,51031,1092005,524342,1291015c1750546,4170920,1807955,4184315,1866641,4189418r132638,-6180l1999279,xe" fillcolor="#3651a3" stroked="f" strokeweight="0">
+                <v:shape id="Freeform: Shape 1100740153" style="position:absolute;width:19992;height:41891;flip:x;visibility:visible;mso-wrap-style:square;v-text-anchor:middle" coordsize="1999279,4189418" o:spid="_x0000_s1032" fillcolor="#3651a3" stroked="f" strokeweight="0" path="m1999279,l,,87775,201758c210608,420262,399821,601811,628503,702273v213055,93127,446521,119917,668506,188805c1517717,959966,1740977,1088812,1830281,1304407v105889,258968,-14033,556208,-177332,782008c1489650,2312215,1280424,2599249,1171983,2856942v-199021,475838,51031,1092005,524342,1291015c1750546,4170920,1807955,4184315,1866641,4189418r132638,-6180l1999279,xe" o:gfxdata="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">
                   <v:fill opacity="52428f"/>
                   <v:stroke joinstyle="miter"/>
                   <v:path arrowok="t" o:connecttype="custom" o:connectlocs="1999279,0;0,0;87775,201745;628503,702227;1297009,891020;1830281,1304322;1652949,2086279;1171983,2856755;1696325,4147686;1866641,4189144;1999279,4182964" o:connectangles="0,0,0,0,0,0,0,0,0,0,0"/>
                 </v:shape>
-                <v:shape id="Freeform: Shape 1854338229" o:spid="_x0000_s1033" style="position:absolute;left:88994;top:11215;width:14177;height:4387;rotation:-90;visibility:visible;mso-wrap-style:square;v-text-anchor:middle" coordsize="1417723,438692" o:gfxdata="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" path="m1416593,418967v589,10294,-7341,19112,-17710,19695c1398174,438702,1397466,438702,1396757,438662r660,-60c1353684,438602,1331337,414743,1313315,395476v-18022,-19267,-29496,-30183,-53465,-30183c1235881,365293,1224467,376209,1206385,395476v-18082,19267,-40489,43126,-84102,43126c1078670,438602,1056203,414743,1038181,395476v-18022,-19267,-29496,-30183,-53465,-30183c960747,365293,949153,376209,931131,395476v-18022,19267,-40550,43126,-84102,43126c803476,438602,780948,414743,762926,395476,744904,376209,732890,365293,708861,365293v-24030,,-35383,10916,-53465,30183c637314,414743,614906,438602,571293,438602v-43613,,-66080,-23859,-84102,-43126c469169,376209,457635,365293,433666,365293v-23969,,-35383,10916,-53465,30183c362119,414743,339712,438602,296099,438602v-43613,,-66080,-23859,-84102,-43126c193975,376209,182501,365293,158532,365293v-23969,,-35383,10916,-53525,30183c86865,414743,64518,438602,20904,438602,10536,439185,1656,431312,1070,421017,483,410722,8412,401904,18780,401322v707,-40,1417,-40,2124,c44934,401322,56288,390406,74369,371139v18082,-19267,39769,-43067,83682,-43067c201965,328072,224131,351932,242153,371199v18022,19266,29556,30182,53525,30182c319648,401381,331061,390465,349143,371199v18082,-19267,40610,-43127,84343,-43127c477219,328072,499566,351932,517588,371199v18022,19266,29556,30182,53525,30182c595082,401381,606496,390465,624578,371199v18082,-19267,40610,-43127,84283,-43127c752534,328072,774941,351932,792963,371199v18022,19266,29556,30182,53525,30182c870457,401381,881871,390465,899953,371199v18082,-19267,40489,-43127,84102,-43127c1027668,328072,1050135,351932,1068157,371199v18022,19266,29496,30182,53465,30182c1145591,401381,1157005,390465,1175087,371199v18082,-19267,40490,-43127,84102,-43127c1302802,328072,1325270,351932,1343292,371199v18022,19266,29496,30182,53465,30182c1407125,400798,1416004,408672,1416593,418967xm1417002,254465v829,10278,-6890,19278,-17241,20101c1398764,274646,1397755,274646,1396758,274566r660,-179c1353685,274387,1331338,250528,1313316,231321v-18022,-19208,-29496,-30243,-53465,-30243c1235882,201078,1224468,211994,1206386,231321v-18082,19326,-40489,43066,-84102,43066c1078671,274387,1056204,250528,1038182,231321v-18022,-19208,-29496,-30243,-53465,-30243c960748,201078,949154,212173,931132,231500v-18022,19326,-40550,43066,-84103,43066c803476,274566,780949,250707,762927,231500,744905,212292,732891,201257,708861,201257v-24029,,-35382,10916,-53464,30243c637315,250826,614907,274566,571294,274566v-43613,,-66080,-23859,-84102,-43066c469170,212292,457636,201257,433667,201257v-23969,,-35383,10916,-53465,30243c362120,250826,339533,274387,295799,274387v-43733,,-66080,-23859,-84102,-43066c193675,212113,182201,201078,158232,201078v-23969,,-35383,10916,-53525,30243c86565,250647,64038,274387,20305,274387,9953,275211,890,267546,60,257268,-769,246990,6950,237990,17301,237166v1000,-79,2004,-79,3004,c44334,237166,55688,226250,73770,206924v18082,-19327,40549,-43067,84102,-43067c201425,163857,223952,187717,241974,206924v18022,19207,29556,30242,53525,30242c319468,237166,330882,226250,348964,206924v18082,-19327,40489,-43067,84102,-43067c476679,163857,499147,187717,517168,206924v18022,19207,29556,30242,53526,30242c594663,237166,606737,226668,624759,207103v18022,-19565,40489,-43067,84102,-43067c752474,164036,774942,187896,792964,207103v18022,19207,29556,30242,53525,30242c870458,237345,881872,226429,899954,207103v18082,-19327,40489,-43067,84102,-43067c1027669,164036,1050136,187896,1068158,207163v18022,19266,29496,30182,53465,30182c1145592,237345,1157006,226429,1175088,207163v18082,-19267,40489,-43127,84102,-43127c1302803,164036,1325271,187896,1343293,207103v18021,19207,29495,30242,53465,30242c1407108,236521,1416173,244186,1417002,254465xm1417723,91920v-421,10719,-9509,19073,-20305,18670c1353685,110590,1331338,86730,1313316,67464,1295294,48197,1283820,37281,1259851,37281v-23969,,-35383,10916,-53465,30183c1188304,86730,1165897,110590,1122284,110590v-43613,,-66080,-23860,-84102,-43126c1020160,48197,1008686,37281,984717,37281v-23969,,-35563,10916,-53585,30183c913110,86730,890582,110590,847029,110590v-43552,,-66080,-23860,-84102,-43126c744905,48197,732891,37281,708862,37281v-24030,,-35383,10916,-53465,30183c637315,86730,614907,110590,571294,110590v-43613,,-66080,-23860,-84102,-43126c469170,48197,457636,37281,433667,37281v-23969,,-35383,10916,-53465,30183c362120,86730,339713,110590,296100,110590v-43613,,-66080,-23860,-84102,-43126c193976,48197,182502,37281,158533,37281v-23969,,-35383,10916,-53525,30183c86866,86730,64518,110590,20905,110590,10114,111323,770,103230,32,92516,18,92317,8,92118,,91920,455,81224,9531,72905,20305,73309v24029,,35383,-10916,53465,-30182c91852,23860,114139,,158052,v43913,,66080,23860,84102,43127c260176,62393,271710,73309,295679,73309v23969,,35383,-10916,53465,-30182c367226,23860,389754,,433487,v43733,,66080,23860,84102,43127c535611,62393,547145,73309,571114,73309v23969,,35383,-10916,53465,-30182c642661,23860,665188,,708862,v43673,,66080,23860,84102,43127c810986,62393,822520,73309,846489,73309v23969,,35383,-10916,53465,-30182c918036,23860,940443,,984056,v43613,,66080,23860,84102,43127c1086180,62393,1097654,73309,1121623,73309v23969,,35383,-10916,53465,-30182c1193170,23860,1215577,,1259190,v43613,,66081,23860,84103,43127c1361314,62393,1372788,73309,1396758,73309v10789,-766,20160,7297,20929,18008c1417705,91518,1417717,91719,1417723,91920xe" fillcolor="#1c43c2 [3207]" stroked="f" strokeweight=".16639mm">
+                <v:shape id="Freeform: Shape 1854338229" style="position:absolute;left:88994;top:11215;width:14177;height:4387;rotation:-90;visibility:visible;mso-wrap-style:square;v-text-anchor:middle" coordsize="1417723,438692" o:spid="_x0000_s1033" fillcolor="#1c43c2 [3207]" stroked="f" strokeweight=".16639mm" path="m1416593,418967v589,10294,-7341,19112,-17710,19695c1398174,438702,1397466,438702,1396757,438662r660,-60c1353684,438602,1331337,414743,1313315,395476v-18022,-19267,-29496,-30183,-53465,-30183c1235881,365293,1224467,376209,1206385,395476v-18082,19267,-40489,43126,-84102,43126c1078670,438602,1056203,414743,1038181,395476v-18022,-19267,-29496,-30183,-53465,-30183c960747,365293,949153,376209,931131,395476v-18022,19267,-40550,43126,-84102,43126c803476,438602,780948,414743,762926,395476,744904,376209,732890,365293,708861,365293v-24030,,-35383,10916,-53465,30183c637314,414743,614906,438602,571293,438602v-43613,,-66080,-23859,-84102,-43126c469169,376209,457635,365293,433666,365293v-23969,,-35383,10916,-53465,30183c362119,414743,339712,438602,296099,438602v-43613,,-66080,-23859,-84102,-43126c193975,376209,182501,365293,158532,365293v-23969,,-35383,10916,-53525,30183c86865,414743,64518,438602,20904,438602,10536,439185,1656,431312,1070,421017,483,410722,8412,401904,18780,401322v707,-40,1417,-40,2124,c44934,401322,56288,390406,74369,371139v18082,-19267,39769,-43067,83682,-43067c201965,328072,224131,351932,242153,371199v18022,19266,29556,30182,53525,30182c319648,401381,331061,390465,349143,371199v18082,-19267,40610,-43127,84343,-43127c477219,328072,499566,351932,517588,371199v18022,19266,29556,30182,53525,30182c595082,401381,606496,390465,624578,371199v18082,-19267,40610,-43127,84283,-43127c752534,328072,774941,351932,792963,371199v18022,19266,29556,30182,53525,30182c870457,401381,881871,390465,899953,371199v18082,-19267,40489,-43127,84102,-43127c1027668,328072,1050135,351932,1068157,371199v18022,19266,29496,30182,53465,30182c1145591,401381,1157005,390465,1175087,371199v18082,-19267,40490,-43127,84102,-43127c1302802,328072,1325270,351932,1343292,371199v18022,19266,29496,30182,53465,30182c1407125,400798,1416004,408672,1416593,418967xm1417002,254465v829,10278,-6890,19278,-17241,20101c1398764,274646,1397755,274646,1396758,274566r660,-179c1353685,274387,1331338,250528,1313316,231321v-18022,-19208,-29496,-30243,-53465,-30243c1235882,201078,1224468,211994,1206386,231321v-18082,19326,-40489,43066,-84102,43066c1078671,274387,1056204,250528,1038182,231321v-18022,-19208,-29496,-30243,-53465,-30243c960748,201078,949154,212173,931132,231500v-18022,19326,-40550,43066,-84103,43066c803476,274566,780949,250707,762927,231500,744905,212292,732891,201257,708861,201257v-24029,,-35382,10916,-53464,30243c637315,250826,614907,274566,571294,274566v-43613,,-66080,-23859,-84102,-43066c469170,212292,457636,201257,433667,201257v-23969,,-35383,10916,-53465,30243c362120,250826,339533,274387,295799,274387v-43733,,-66080,-23859,-84102,-43066c193675,212113,182201,201078,158232,201078v-23969,,-35383,10916,-53525,30243c86565,250647,64038,274387,20305,274387,9953,275211,890,267546,60,257268,-769,246990,6950,237990,17301,237166v1000,-79,2004,-79,3004,c44334,237166,55688,226250,73770,206924v18082,-19327,40549,-43067,84102,-43067c201425,163857,223952,187717,241974,206924v18022,19207,29556,30242,53525,30242c319468,237166,330882,226250,348964,206924v18082,-19327,40489,-43067,84102,-43067c476679,163857,499147,187717,517168,206924v18022,19207,29556,30242,53526,30242c594663,237166,606737,226668,624759,207103v18022,-19565,40489,-43067,84102,-43067c752474,164036,774942,187896,792964,207103v18022,19207,29556,30242,53525,30242c870458,237345,881872,226429,899954,207103v18082,-19327,40489,-43067,84102,-43067c1027669,164036,1050136,187896,1068158,207163v18022,19266,29496,30182,53465,30182c1145592,237345,1157006,226429,1175088,207163v18082,-19267,40489,-43127,84102,-43127c1302803,164036,1325271,187896,1343293,207103v18021,19207,29495,30242,53465,30242c1407108,236521,1416173,244186,1417002,254465xm1417723,91920v-421,10719,-9509,19073,-20305,18670c1353685,110590,1331338,86730,1313316,67464,1295294,48197,1283820,37281,1259851,37281v-23969,,-35383,10916,-53465,30183c1188304,86730,1165897,110590,1122284,110590v-43613,,-66080,-23860,-84102,-43126c1020160,48197,1008686,37281,984717,37281v-23969,,-35563,10916,-53585,30183c913110,86730,890582,110590,847029,110590v-43552,,-66080,-23860,-84102,-43126c744905,48197,732891,37281,708862,37281v-24030,,-35383,10916,-53465,30183c637315,86730,614907,110590,571294,110590v-43613,,-66080,-23860,-84102,-43126c469170,48197,457636,37281,433667,37281v-23969,,-35383,10916,-53465,30183c362120,86730,339713,110590,296100,110590v-43613,,-66080,-23860,-84102,-43126c193976,48197,182502,37281,158533,37281v-23969,,-35383,10916,-53525,30183c86866,86730,64518,110590,20905,110590,10114,111323,770,103230,32,92516,18,92317,8,92118,,91920,455,81224,9531,72905,20305,73309v24029,,35383,-10916,53465,-30182c91852,23860,114139,,158052,v43913,,66080,23860,84102,43127c260176,62393,271710,73309,295679,73309v23969,,35383,-10916,53465,-30182c367226,23860,389754,,433487,v43733,,66080,23860,84102,43127c535611,62393,547145,73309,571114,73309v23969,,35383,-10916,53465,-30182c642661,23860,665188,,708862,v43673,,66080,23860,84102,43127c810986,62393,822520,73309,846489,73309v23969,,35383,-10916,53465,-30182c918036,23860,940443,,984056,v43613,,66080,23860,84102,43127c1086180,62393,1097654,73309,1121623,73309v23969,,35383,-10916,53465,-30182c1193170,23860,1215577,,1259190,v43613,,66081,23860,84103,43127c1361314,62393,1372788,73309,1396758,73309v10789,-766,20160,7297,20929,18008c1417705,91518,1417717,91719,1417723,91920xe" o:gfxdata="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">
                   <v:stroke joinstyle="miter"/>
                   <v:path arrowok="t" o:connecttype="custom" o:connectlocs="1416593,418967;1398883,438662;1396757,438662;1397417,438602;1313315,395476;1259850,365293;1206385,395476;1122283,438602;1038181,395476;984716,365293;931131,395476;847029,438602;762926,395476;708861,365293;655396,395476;571293,438602;487191,395476;433666,365293;380201,395476;296099,438602;211997,395476;158532,365293;105007,395476;20904,438602;1070,421017;18780,401322;20904,401322;74369,371139;158051,328072;242153,371199;295678,401381;349143,371199;433486,328072;517588,371199;571113,401381;624578,371199;708861,328072;792963,371199;846488,401381;899953,371199;984055,328072;1068157,371199;1121622,401381;1175087,371199;1259189,328072;1343292,371199;1396757,401381;1416593,418967;1417002,254465;1399761,274566;1396758,274566;1397418,274387;1313316,231321;1259851,201078;1206386,231321;1122284,274387;1038182,231321;984717,201078;931132,231500;847029,274566;762927,231500;708861,201257;655397,231500;571294,274566;487192,231500;433667,201257;380202,231500;295799,274387;211697,231321;158232,201078;104707,231321;20305,274387;60,257268;17301,237166;20305,237166;73770,206924;157872,163857;241974,206924;295499,237166;348964,206924;433066,163857;517168,206924;570694,237166;624759,207103;708861,164036;792964,207103;846489,237345;899954,207103;984056,164036;1068158,207163;1121623,237345;1175088,207163;1259190,164036;1343293,207103;1396758,237345;1417002,254465;1417723,91920;1397418,110590;1313316,67464;1259851,37281;1206386,67464;1122284,110590;1038182,67464;984717,37281;931132,67464;847029,110590;762927,67464;708862,37281;655397,67464;571294,110590;487192,67464;433667,37281;380202,67464;296100,110590;211998,67464;158533,37281;105008,67464;20905,110590;32,92516;0,91920;20305,73309;73770,43127;158052,0;242154,43127;295679,73309;349144,43127;433487,0;517589,43127;571114,73309;624579,43127;708862,0;792964,43127;846489,73309;899954,43127;984056,0;1068158,43127;1121623,73309;1175088,43127;1259190,0;1343293,43127;1396758,73309;1417687,91317;1417723,91920" o:connectangles="0,0,0,0,0,0,0,0,0,0,0,0,0,0,0,0,0,0,0,0,0,0,0,0,0,0,0,0,0,0,0,0,0,0,0,0,0,0,0,0,0,0,0,0,0,0,0,0,0,0,0,0,0,0,0,0,0,0,0,0,0,0,0,0,0,0,0,0,0,0,0,0,0,0,0,0,0,0,0,0,0,0,0,0,0,0,0,0,0,0,0,0,0,0,0,0,0,0,0,0,0,0,0,0,0,0,0,0,0,0,0,0,0,0,0,0,0,0,0,0,0,0,0,0,0,0,0,0,0,0,0,0,0,0,0,0,0,0,0,0,0,0,0"/>
                 </v:shape>
-                <v:shape id="Freeform: Shape 606519007" o:spid="_x0000_s1034" style="position:absolute;left:10751;top:68415;width:9940;height:5651;visibility:visible;mso-wrap-style:square;v-text-anchor:middle" coordsize="993989,565170" o:gfxdata="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" path="m75813,147287v,9296,-7543,16834,-16848,16834l16847,164121c7543,164121,,156583,,147287v,-9298,7543,-16836,16847,-16836l58965,130451v9305,,16848,7538,16848,16836xm75814,415744v,9298,-7543,16836,-16848,16836l16848,432580c7544,432580,1,425042,1,415744v,-9296,7543,-16834,16847,-16834l58966,398910v9305,,16848,7538,16848,16834xm234977,147287v,9296,-7543,16834,-16847,16834l138484,164121v-9304,,-16847,-7538,-16847,-16834c121637,137989,129180,130451,138484,130451r79646,c227434,130451,234977,137989,234977,147287xm234979,415744v,9297,-7543,16835,-16847,16835l138486,432579v-9304,,-16847,-7538,-16847,-16835c121639,406447,129182,398908,138486,398908r79646,c227436,398908,234979,406447,234979,415744xm394310,147287v,9296,-7544,16834,-16847,16834l297817,164121v-9304,,-16847,-7538,-16847,-16834c280970,137989,288513,130451,297817,130451r79646,c386766,130451,394310,137989,394310,147287xm394312,415744v,9297,-7544,16835,-16847,16835l297819,432579v-9304,,-16847,-7538,-16847,-16835c280972,406447,288515,398908,297819,398908r79646,c386768,398908,394312,406447,394312,415744xm553685,147287v,9296,-7544,16834,-16847,16834l457150,164121v-9304,,-16847,-7538,-16847,-16834c440303,137989,447846,130451,457150,130451r79688,c546141,130451,553685,137989,553685,147287xm553687,415744v,9297,-7544,16835,-16847,16835l457152,432579v-9304,,-16847,-7538,-16847,-16835c440305,406447,447848,398908,457152,398908r79688,c546143,398908,553687,406447,553687,415744xm713018,147287v,9296,-7544,16834,-16848,16834l616483,164121v-9304,,-16847,-7538,-16847,-16834c599636,137989,607179,130451,616483,130451r79687,c705474,130451,713018,137989,713018,147287xm713020,415744v,9297,-7544,16835,-16848,16835l616485,432579v-9304,,-16847,-7538,-16847,-16835c599638,406447,607181,398908,616485,398908r79687,c705476,398908,713020,406447,713020,415744xm872350,147287v,9296,-7543,16834,-16847,16834l775858,164121v-9304,,-16847,-7538,-16847,-16834c759011,137989,766554,130451,775858,130451r79645,c864807,130451,872350,137989,872350,147287xm872352,415744v,9297,-7543,16835,-16847,16835l775860,432579v-9304,,-16847,-7538,-16847,-16835c759013,406447,766556,398908,775860,398908r79645,c864809,398908,872352,406447,872352,415744xm993988,147287v,9296,-7544,16834,-16848,16834l935022,164121v-9304,,-16847,-7538,-16847,-16834c918175,137989,925718,130451,935022,130451r42118,c986444,130451,993988,137989,993988,147287xm993989,548335v,9297,-7544,16835,-16847,16835l16848,565170c7544,565170,1,557632,1,548335v,-9297,7543,-16835,16847,-16835l977142,531500v9303,,16847,7538,16847,16835xm993989,415744v,9298,-7544,16836,-16848,16836l935023,432580v-9304,,-16847,-7538,-16847,-16836c918176,406448,925719,398910,935023,398910r42118,c986445,398910,993989,406448,993989,415744xm993989,281249v,9297,-7544,16835,-16847,16835l16848,298084c7544,298084,1,290546,1,281249v,-9298,7543,-16835,16847,-16835l977142,264414v9303,,16847,7537,16847,16835xm993989,16835v,9297,-7544,16835,-16847,16835l16848,33670c7544,33670,1,26132,1,16835,1,7537,7544,,16848,l977142,v9303,,16847,7537,16847,16835xe" fillcolor="#dc3432 [3206]" stroked="f" strokeweight=".1168mm">
+                <v:shape id="Freeform: Shape 606519007" style="position:absolute;left:10751;top:68415;width:9940;height:5651;visibility:visible;mso-wrap-style:square;v-text-anchor:middle" coordsize="993989,565170" o:spid="_x0000_s1034" fillcolor="#dc3432 [3206]" stroked="f" strokeweight=".1168mm" path="m75813,147287v,9296,-7543,16834,-16848,16834l16847,164121c7543,164121,,156583,,147287v,-9298,7543,-16836,16847,-16836l58965,130451v9305,,16848,7538,16848,16836xm75814,415744v,9298,-7543,16836,-16848,16836l16848,432580c7544,432580,1,425042,1,415744v,-9296,7543,-16834,16847,-16834l58966,398910v9305,,16848,7538,16848,16834xm234977,147287v,9296,-7543,16834,-16847,16834l138484,164121v-9304,,-16847,-7538,-16847,-16834c121637,137989,129180,130451,138484,130451r79646,c227434,130451,234977,137989,234977,147287xm234979,415744v,9297,-7543,16835,-16847,16835l138486,432579v-9304,,-16847,-7538,-16847,-16835c121639,406447,129182,398908,138486,398908r79646,c227436,398908,234979,406447,234979,415744xm394310,147287v,9296,-7544,16834,-16847,16834l297817,164121v-9304,,-16847,-7538,-16847,-16834c280970,137989,288513,130451,297817,130451r79646,c386766,130451,394310,137989,394310,147287xm394312,415744v,9297,-7544,16835,-16847,16835l297819,432579v-9304,,-16847,-7538,-16847,-16835c280972,406447,288515,398908,297819,398908r79646,c386768,398908,394312,406447,394312,415744xm553685,147287v,9296,-7544,16834,-16847,16834l457150,164121v-9304,,-16847,-7538,-16847,-16834c440303,137989,447846,130451,457150,130451r79688,c546141,130451,553685,137989,553685,147287xm553687,415744v,9297,-7544,16835,-16847,16835l457152,432579v-9304,,-16847,-7538,-16847,-16835c440305,406447,447848,398908,457152,398908r79688,c546143,398908,553687,406447,553687,415744xm713018,147287v,9296,-7544,16834,-16848,16834l616483,164121v-9304,,-16847,-7538,-16847,-16834c599636,137989,607179,130451,616483,130451r79687,c705474,130451,713018,137989,713018,147287xm713020,415744v,9297,-7544,16835,-16848,16835l616485,432579v-9304,,-16847,-7538,-16847,-16835c599638,406447,607181,398908,616485,398908r79687,c705476,398908,713020,406447,713020,415744xm872350,147287v,9296,-7543,16834,-16847,16834l775858,164121v-9304,,-16847,-7538,-16847,-16834c759011,137989,766554,130451,775858,130451r79645,c864807,130451,872350,137989,872350,147287xm872352,415744v,9297,-7543,16835,-16847,16835l775860,432579v-9304,,-16847,-7538,-16847,-16835c759013,406447,766556,398908,775860,398908r79645,c864809,398908,872352,406447,872352,415744xm993988,147287v,9296,-7544,16834,-16848,16834l935022,164121v-9304,,-16847,-7538,-16847,-16834c918175,137989,925718,130451,935022,130451r42118,c986444,130451,993988,137989,993988,147287xm993989,548335v,9297,-7544,16835,-16847,16835l16848,565170c7544,565170,1,557632,1,548335v,-9297,7543,-16835,16847,-16835l977142,531500v9303,,16847,7538,16847,16835xm993989,415744v,9298,-7544,16836,-16848,16836l935023,432580v-9304,,-16847,-7538,-16847,-16836c918176,406448,925719,398910,935023,398910r42118,c986445,398910,993989,406448,993989,415744xm993989,281249v,9297,-7544,16835,-16847,16835l16848,298084c7544,298084,1,290546,1,281249v,-9298,7543,-16835,16847,-16835l977142,264414v9303,,16847,7537,16847,16835xm993989,16835v,9297,-7544,16835,-16847,16835l16848,33670c7544,33670,1,26132,1,16835,1,7537,7544,,16848,l977142,v9303,,16847,7537,16847,16835xe" o:gfxdata="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">
                   <v:stroke joinstyle="miter"/>
                   <v:path arrowok="t" o:connecttype="custom" o:connectlocs="75813,147287;58965,164121;16847,164121;0,147287;16847,130451;58965,130451;75813,147287;75814,415744;58966,432580;16848,432580;1,415744;16848,398910;58966,398910;75814,415744;234977,147287;218130,164121;138484,164121;121637,147287;138484,130451;218130,130451;234977,147287;234979,415744;218132,432579;138486,432579;121639,415744;138486,398908;218132,398908;234979,415744;394310,147287;377463,164121;297817,164121;280970,147287;297817,130451;377463,130451;394310,147287;394312,415744;377465,432579;297819,432579;280972,415744;297819,398908;377465,398908;394312,415744;553685,147287;536838,164121;457150,164121;440303,147287;457150,130451;536838,130451;553685,147287;553687,415744;536840,432579;457152,432579;440305,415744;457152,398908;536840,398908;553687,415744;713018,147287;696170,164121;616483,164121;599636,147287;616483,130451;696170,130451;713018,147287;713020,415744;696172,432579;616485,432579;599638,415744;616485,398908;696172,398908;713020,415744;872350,147287;855503,164121;775858,164121;759011,147287;775858,130451;855503,130451;872350,147287;872352,415744;855505,432579;775860,432579;759013,415744;775860,398908;855505,398908;872352,415744;993988,147287;977140,164121;935022,164121;918175,147287;935022,130451;977140,130451;993988,147287;993989,548335;977142,565170;16848,565170;1,548335;16848,531500;977142,531500;993989,548335;993989,415744;977141,432580;935023,432580;918176,415744;935023,398910;977141,398910;993989,415744;993989,281249;977142,298084;16848,298084;1,281249;16848,264414;977142,264414;993989,281249;993989,16835;977142,33670;16848,33670;1,16835;16848,0;977142,0;993989,16835" o:connectangles="0,0,0,0,0,0,0,0,0,0,0,0,0,0,0,0,0,0,0,0,0,0,0,0,0,0,0,0,0,0,0,0,0,0,0,0,0,0,0,0,0,0,0,0,0,0,0,0,0,0,0,0,0,0,0,0,0,0,0,0,0,0,0,0,0,0,0,0,0,0,0,0,0,0,0,0,0,0,0,0,0,0,0,0,0,0,0,0,0,0,0,0,0,0,0,0,0,0,0,0,0,0,0,0,0,0,0,0,0,0,0,0,0,0,0,0,0,0,0"/>
                 </v:shape>
@@ -7398,12 +7398,12 @@
         <w:tblW w:w="0" w:type="auto"/>
         <w:tblInd w:w="450" w:type="dxa"/>
         <w:tblBorders>
-          <w:top w:val="none" w:sz="0" w:space="0" w:color="auto"/>
-          <w:left w:val="none" w:sz="0" w:space="0" w:color="auto"/>
-          <w:bottom w:val="none" w:sz="0" w:space="0" w:color="auto"/>
-          <w:right w:val="none" w:sz="0" w:space="0" w:color="auto"/>
-          <w:insideH w:val="none" w:sz="0" w:space="0" w:color="auto"/>
-          <w:insideV w:val="none" w:sz="0" w:space="0" w:color="auto"/>
+          <w:top w:val="none" w:color="auto" w:sz="0" w:space="0"/>
+          <w:left w:val="none" w:color="auto" w:sz="0" w:space="0"/>
+          <w:bottom w:val="none" w:color="auto" w:sz="0" w:space="0"/>
+          <w:right w:val="none" w:color="auto" w:sz="0" w:space="0"/>
+          <w:insideH w:val="none" w:color="auto" w:sz="0" w:space="0"/>
+          <w:insideV w:val="none" w:color="auto" w:sz="0" w:space="0"/>
         </w:tblBorders>
         <w:tblLook w:val="04A0" w:firstRow="1" w:lastRow="0" w:firstColumn="1" w:lastColumn="0" w:noHBand="0" w:noVBand="1"/>
       </w:tblPr>

--- a/src/Tests/Inputs/brochures/02/input.docx
+++ b/src/Tests/Inputs/brochures/02/input.docx
@@ -9158,377 +9158,6 @@
 </a:theme>
 </file>
 
-<file path=customXml/item1.xml><?xml version="1.0" encoding="utf-8"?>
-<ct:contentTypeSchema xmlns:ct="http://schemas.microsoft.com/office/2006/metadata/contentType" xmlns:ma="http://schemas.microsoft.com/office/2006/metadata/properties/metaAttributes" ct:_="" ma:_="" ma:contentTypeName="Document" ma:contentTypeID="0x01010079F111ED35F8CC479449609E8A0923A6" ma:contentTypeVersion="30" ma:contentTypeDescription="Create a new document." ma:contentTypeScope="" ma:versionID="cec0622158e8f13124e9e8fd4de31bd1">
-  <xsd:schema xmlns:xsd="http://www.w3.org/2001/XMLSchema" xmlns:xs="http://www.w3.org/2001/XMLSchema" xmlns:p="http://schemas.microsoft.com/office/2006/metadata/properties" xmlns:ns1="http://schemas.microsoft.com/sharepoint/v3" xmlns:ns2="71af3243-3dd4-4a8d-8c0d-dd76da1f02a5" xmlns:ns3="16c05727-aa75-4e4a-9b5f-8a80a1165891" xmlns:ns4="230e9df3-be65-4c73-a93b-d1236ebd677e" targetNamespace="http://schemas.microsoft.com/office/2006/metadata/properties" ma:root="true" ma:fieldsID="3b52f30ab005d15df08657af532e6e38" ns1:_="" ns2:_="" ns3:_="" ns4:_="">
-    <xsd:import namespace="http://schemas.microsoft.com/sharepoint/v3"/>
-    <xsd:import namespace="71af3243-3dd4-4a8d-8c0d-dd76da1f02a5"/>
-    <xsd:import namespace="16c05727-aa75-4e4a-9b5f-8a80a1165891"/>
-    <xsd:import namespace="230e9df3-be65-4c73-a93b-d1236ebd677e"/>
-    <xsd:element name="properties">
-      <xsd:complexType>
-        <xsd:sequence>
-          <xsd:element name="documentManagement">
-            <xsd:complexType>
-              <xsd:all>
-                <xsd:element ref="ns2:Status" minOccurs="0"/>
-                <xsd:element ref="ns2:Image" minOccurs="0"/>
-                <xsd:element ref="ns2:MediaServiceMetadata" minOccurs="0"/>
-                <xsd:element ref="ns2:MediaServiceFastMetadata" minOccurs="0"/>
-                <xsd:element ref="ns2:MediaServiceOCR" minOccurs="0"/>
-                <xsd:element ref="ns2:MediaServiceAutoTags" minOccurs="0"/>
-                <xsd:element ref="ns2:MediaServiceEventHashCode" minOccurs="0"/>
-                <xsd:element ref="ns2:MediaServiceGenerationTime" minOccurs="0"/>
-                <xsd:element ref="ns3:SharedWithUsers" minOccurs="0"/>
-                <xsd:element ref="ns3:SharedWithDetails" minOccurs="0"/>
-                <xsd:element ref="ns2:MediaServiceAutoKeyPoints" minOccurs="0"/>
-                <xsd:element ref="ns2:MediaServiceKeyPoints" minOccurs="0"/>
-                <xsd:element ref="ns2:MediaServiceDateTaken" minOccurs="0"/>
-                <xsd:element ref="ns1:_ip_UnifiedCompliancePolicyProperties" minOccurs="0"/>
-                <xsd:element ref="ns1:_ip_UnifiedCompliancePolicyUIAction" minOccurs="0"/>
-                <xsd:element ref="ns4:TaxCatchAll" minOccurs="0"/>
-                <xsd:element ref="ns2:ImageTagsTaxHTField" minOccurs="0"/>
-                <xsd:element ref="ns2:MediaServiceLocation" minOccurs="0"/>
-                <xsd:element ref="ns2:MediaLengthInSeconds" minOccurs="0"/>
-                <xsd:element ref="ns2:Background" minOccurs="0"/>
-                <xsd:element ref="ns2:MediaServiceSearchProperties" minOccurs="0"/>
-                <xsd:element ref="ns2:MediaServiceDocTags" minOccurs="0"/>
-                <xsd:element ref="ns2:MediaServiceObjectDetectorVersions" minOccurs="0"/>
-                <xsd:element ref="ns2:MediaServiceSystemTags" minOccurs="0"/>
-                <xsd:element ref="ns2:MediaServiceBillingMetadata" minOccurs="0"/>
-              </xsd:all>
-            </xsd:complexType>
-          </xsd:element>
-        </xsd:sequence>
-      </xsd:complexType>
-    </xsd:element>
-  </xsd:schema>
-  <xsd:schema xmlns:xsd="http://www.w3.org/2001/XMLSchema" xmlns:xs="http://www.w3.org/2001/XMLSchema" xmlns:dms="http://schemas.microsoft.com/office/2006/documentManagement/types" xmlns:pc="http://schemas.microsoft.com/office/infopath/2007/PartnerControls" targetNamespace="http://schemas.microsoft.com/sharepoint/v3" elementFormDefault="qualified">
-    <xsd:import namespace="http://schemas.microsoft.com/office/2006/documentManagement/types"/>
-    <xsd:import namespace="http://schemas.microsoft.com/office/infopath/2007/PartnerControls"/>
-    <xsd:element name="_ip_UnifiedCompliancePolicyProperties" ma:index="20" nillable="true" ma:displayName="Unified Compliance Policy Properties" ma:hidden="true" ma:internalName="_ip_UnifiedCompliancePolicyProperties" ma:readOnly="false">
-      <xsd:simpleType>
-        <xsd:restriction base="dms:Note"/>
-      </xsd:simpleType>
-    </xsd:element>
-    <xsd:element name="_ip_UnifiedCompliancePolicyUIAction" ma:index="21" nillable="true" ma:displayName="Unified Compliance Policy UI Action" ma:hidden="true" ma:internalName="_ip_UnifiedCompliancePolicyUIAction" ma:readOnly="false">
-      <xsd:simpleType>
-        <xsd:restriction base="dms:Text"/>
-      </xsd:simpleType>
-    </xsd:element>
-  </xsd:schema>
-  <xsd:schema xmlns:xsd="http://www.w3.org/2001/XMLSchema" xmlns:xs="http://www.w3.org/2001/XMLSchema" xmlns:dms="http://schemas.microsoft.com/office/2006/documentManagement/types" xmlns:pc="http://schemas.microsoft.com/office/infopath/2007/PartnerControls" targetNamespace="71af3243-3dd4-4a8d-8c0d-dd76da1f02a5" elementFormDefault="qualified">
-    <xsd:import namespace="http://schemas.microsoft.com/office/2006/documentManagement/types"/>
-    <xsd:import namespace="http://schemas.microsoft.com/office/infopath/2007/PartnerControls"/>
-    <xsd:element name="Status" ma:index="2" nillable="true" ma:displayName="Status" ma:default="Not started" ma:format="Dropdown" ma:hidden="true" ma:internalName="Status" ma:readOnly="false">
-      <xsd:simpleType>
-        <xsd:restriction base="dms:Choice">
-          <xsd:enumeration value="Not started"/>
-          <xsd:enumeration value="In Progress"/>
-          <xsd:enumeration value="Completed"/>
-        </xsd:restriction>
-      </xsd:simpleType>
-    </xsd:element>
-    <xsd:element name="Image" ma:index="3" nillable="true" ma:displayName="Image" ma:format="Image" ma:hidden="true" ma:internalName="Image" ma:readOnly="false">
-      <xsd:complexType>
-        <xsd:complexContent>
-          <xsd:extension base="dms:URL">
-            <xsd:sequence>
-              <xsd:element name="Url" type="dms:ValidUrl" minOccurs="0" nillable="true"/>
-              <xsd:element name="Description" type="xsd:string" nillable="true"/>
-            </xsd:sequence>
-          </xsd:extension>
-        </xsd:complexContent>
-      </xsd:complexType>
-    </xsd:element>
-    <xsd:element name="MediaServiceMetadata" ma:index="8" nillable="true" ma:displayName="MediaServiceMetadata" ma:hidden="true" ma:internalName="MediaServiceMetadata" ma:readOnly="true">
-      <xsd:simpleType>
-        <xsd:restriction base="dms:Note"/>
-      </xsd:simpleType>
-    </xsd:element>
-    <xsd:element name="MediaServiceFastMetadata" ma:index="9" nillable="true" ma:displayName="MediaServiceFastMetadata" ma:hidden="true" ma:internalName="MediaServiceFastMetadata" ma:readOnly="true">
-      <xsd:simpleType>
-        <xsd:restriction base="dms:Note"/>
-      </xsd:simpleType>
-    </xsd:element>
-    <xsd:element name="MediaServiceOCR" ma:index="10" nillable="true" ma:displayName="MediaServiceOCR" ma:hidden="true" ma:internalName="MediaServiceOCR" ma:readOnly="true">
-      <xsd:simpleType>
-        <xsd:restriction base="dms:Note"/>
-      </xsd:simpleType>
-    </xsd:element>
-    <xsd:element name="MediaServiceAutoTags" ma:index="11" nillable="true" ma:displayName="MediaServiceAutoTags" ma:hidden="true" ma:internalName="MediaServiceAutoTags" ma:readOnly="true">
-      <xsd:simpleType>
-        <xsd:restriction base="dms:Text"/>
-      </xsd:simpleType>
-    </xsd:element>
-    <xsd:element name="MediaServiceEventHashCode" ma:index="12" nillable="true" ma:displayName="MediaServiceEventHashCode" ma:hidden="true" ma:internalName="MediaServiceEventHashCode" ma:readOnly="true">
-      <xsd:simpleType>
-        <xsd:restriction base="dms:Text"/>
-      </xsd:simpleType>
-    </xsd:element>
-    <xsd:element name="MediaServiceGenerationTime" ma:index="13" nillable="true" ma:displayName="MediaServiceGenerationTime" ma:hidden="true" ma:internalName="MediaServiceGenerationTime" ma:readOnly="true">
-      <xsd:simpleType>
-        <xsd:restriction base="dms:Text"/>
-      </xsd:simpleType>
-    </xsd:element>
-    <xsd:element name="MediaServiceAutoKeyPoints" ma:index="16" nillable="true" ma:displayName="MediaServiceAutoKeyPoints" ma:hidden="true" ma:internalName="MediaServiceAutoKeyPoints" ma:readOnly="true">
-      <xsd:simpleType>
-        <xsd:restriction base="dms:Note"/>
-      </xsd:simpleType>
-    </xsd:element>
-    <xsd:element name="MediaServiceKeyPoints" ma:index="17" nillable="true" ma:displayName="KeyPoints" ma:hidden="true" ma:internalName="MediaServiceKeyPoints" ma:readOnly="false">
-      <xsd:simpleType>
-        <xsd:restriction base="dms:Note"/>
-      </xsd:simpleType>
-    </xsd:element>
-    <xsd:element name="MediaServiceDateTaken" ma:index="18" nillable="true" ma:displayName="MediaServiceDateTaken" ma:hidden="true" ma:internalName="MediaServiceDateTaken" ma:readOnly="true">
-      <xsd:simpleType>
-        <xsd:restriction base="dms:Text"/>
-      </xsd:simpleType>
-    </xsd:element>
-    <xsd:element name="ImageTagsTaxHTField" ma:index="25" nillable="true" ma:taxonomy="true" ma:internalName="ImageTagsTaxHTField" ma:taxonomyFieldName="MediaServiceImageTags" ma:displayName="Image Tags" ma:readOnly="false" ma:fieldId="{5cf76f15-5ced-4ddc-b409-7134ff3c332f}" ma:taxonomyMulti="true" ma:sspId="e385fb40-52d4-4fae-9c5b-3e8ff8a5878e" ma:termSetId="09814cd3-568e-fe90-9814-8d621ff8fb84" ma:anchorId="fba54fb3-c3e1-fe81-a776-ca4b69148c4d" ma:open="true" ma:isKeyword="false">
-      <xsd:complexType>
-        <xsd:sequence>
-          <xsd:element ref="pc:Terms" minOccurs="0" maxOccurs="1"/>
-        </xsd:sequence>
-      </xsd:complexType>
-    </xsd:element>
-    <xsd:element name="MediaServiceLocation" ma:index="26" nillable="true" ma:displayName="Location" ma:hidden="true" ma:internalName="MediaServiceLocation" ma:readOnly="true">
-      <xsd:simpleType>
-        <xsd:restriction base="dms:Text"/>
-      </xsd:simpleType>
-    </xsd:element>
-    <xsd:element name="MediaLengthInSeconds" ma:index="27" nillable="true" ma:displayName="MediaLengthInSeconds" ma:hidden="true" ma:internalName="MediaLengthInSeconds" ma:readOnly="true">
-      <xsd:simpleType>
-        <xsd:restriction base="dms:Unknown"/>
-      </xsd:simpleType>
-    </xsd:element>
-    <xsd:element name="Background" ma:index="28" nillable="true" ma:displayName="Background" ma:default="0" ma:format="Dropdown" ma:hidden="true" ma:internalName="Background" ma:readOnly="false">
-      <xsd:simpleType>
-        <xsd:restriction base="dms:Boolean"/>
-      </xsd:simpleType>
-    </xsd:element>
-    <xsd:element name="MediaServiceSearchProperties" ma:index="29" nillable="true" ma:displayName="MediaServiceSearchProperties" ma:hidden="true" ma:internalName="MediaServiceSearchProperties" ma:readOnly="true">
-      <xsd:simpleType>
-        <xsd:restriction base="dms:Note"/>
-      </xsd:simpleType>
-    </xsd:element>
-    <xsd:element name="MediaServiceDocTags" ma:index="30" nillable="true" ma:displayName="MediaServiceDocTags" ma:hidden="true" ma:internalName="MediaServiceDocTags" ma:readOnly="true">
-      <xsd:simpleType>
-        <xsd:restriction base="dms:Note"/>
-      </xsd:simpleType>
-    </xsd:element>
-    <xsd:element name="MediaServiceObjectDetectorVersions" ma:index="31" nillable="true" ma:displayName="MediaServiceObjectDetectorVersions" ma:description="" ma:hidden="true" ma:indexed="true" ma:internalName="MediaServiceObjectDetectorVersions" ma:readOnly="true">
-      <xsd:simpleType>
-        <xsd:restriction base="dms:Text"/>
-      </xsd:simpleType>
-    </xsd:element>
-    <xsd:element name="MediaServiceSystemTags" ma:index="32" nillable="true" ma:displayName="MediaServiceSystemTags" ma:hidden="true" ma:internalName="MediaServiceSystemTags" ma:readOnly="true">
-      <xsd:simpleType>
-        <xsd:restriction base="dms:Note"/>
-      </xsd:simpleType>
-    </xsd:element>
-    <xsd:element name="MediaServiceBillingMetadata" ma:index="33" nillable="true" ma:displayName="MediaServiceBillingMetadata" ma:hidden="true" ma:internalName="MediaServiceBillingMetadata" ma:readOnly="true">
-      <xsd:simpleType>
-        <xsd:restriction base="dms:Text"/>
-      </xsd:simpleType>
-    </xsd:element>
-  </xsd:schema>
-  <xsd:schema xmlns:xsd="http://www.w3.org/2001/XMLSchema" xmlns:xs="http://www.w3.org/2001/XMLSchema" xmlns:dms="http://schemas.microsoft.com/office/2006/documentManagement/types" xmlns:pc="http://schemas.microsoft.com/office/infopath/2007/PartnerControls" targetNamespace="16c05727-aa75-4e4a-9b5f-8a80a1165891" elementFormDefault="qualified">
-    <xsd:import namespace="http://schemas.microsoft.com/office/2006/documentManagement/types"/>
-    <xsd:import namespace="http://schemas.microsoft.com/office/infopath/2007/PartnerControls"/>
-    <xsd:element name="SharedWithUsers" ma:index="14" nillable="true" ma:displayName="Shared With" ma:hidden="true" ma:internalName="SharedWithUsers" ma:readOnly="true">
-      <xsd:complexType>
-        <xsd:complexContent>
-          <xsd:extension base="dms:UserMulti">
-            <xsd:sequence>
-              <xsd:element name="UserInfo" minOccurs="0" maxOccurs="unbounded">
-                <xsd:complexType>
-                  <xsd:sequence>
-                    <xsd:element name="DisplayName" type="xsd:string" minOccurs="0"/>
-                    <xsd:element name="AccountId" type="dms:UserId" minOccurs="0" nillable="true"/>
-                    <xsd:element name="AccountType" type="xsd:string" minOccurs="0"/>
-                  </xsd:sequence>
-                </xsd:complexType>
-              </xsd:element>
-            </xsd:sequence>
-          </xsd:extension>
-        </xsd:complexContent>
-      </xsd:complexType>
-    </xsd:element>
-    <xsd:element name="SharedWithDetails" ma:index="15" nillable="true" ma:displayName="Shared With Details" ma:hidden="true" ma:internalName="SharedWithDetails" ma:readOnly="true">
-      <xsd:simpleType>
-        <xsd:restriction base="dms:Note"/>
-      </xsd:simpleType>
-    </xsd:element>
-  </xsd:schema>
-  <xsd:schema xmlns:xsd="http://www.w3.org/2001/XMLSchema" xmlns:xs="http://www.w3.org/2001/XMLSchema" xmlns:dms="http://schemas.microsoft.com/office/2006/documentManagement/types" xmlns:pc="http://schemas.microsoft.com/office/infopath/2007/PartnerControls" targetNamespace="230e9df3-be65-4c73-a93b-d1236ebd677e" elementFormDefault="qualified">
-    <xsd:import namespace="http://schemas.microsoft.com/office/2006/documentManagement/types"/>
-    <xsd:import namespace="http://schemas.microsoft.com/office/infopath/2007/PartnerControls"/>
-    <xsd:element name="TaxCatchAll" ma:index="23" nillable="true" ma:displayName="Taxonomy Catch All Column" ma:hidden="true" ma:list="{3f6bfcbc-3db3-4ae6-bd76-326f0798ad28}" ma:internalName="TaxCatchAll" ma:readOnly="false" ma:showField="CatchAllData" ma:web="16c05727-aa75-4e4a-9b5f-8a80a1165891">
-      <xsd:complexType>
-        <xsd:complexContent>
-          <xsd:extension base="dms:MultiChoiceLookup">
-            <xsd:sequence>
-              <xsd:element name="Value" type="dms:Lookup" maxOccurs="unbounded" minOccurs="0" nillable="true"/>
-            </xsd:sequence>
-          </xsd:extension>
-        </xsd:complexContent>
-      </xsd:complexType>
-    </xsd:element>
-  </xsd:schema>
-  <xsd:schema xmlns="http://schemas.openxmlformats.org/package/2006/metadata/core-properties" xmlns:xsd="http://www.w3.org/2001/XMLSchema" xmlns:xsi="http://www.w3.org/2001/XMLSchema-instance" xmlns:dc="http://purl.org/dc/elements/1.1/" xmlns:dcterms="http://purl.org/dc/terms/" xmlns:odoc="http://schemas.microsoft.com/internal/obd" targetNamespace="http://schemas.openxmlformats.org/package/2006/metadata/core-properties" elementFormDefault="qualified" attributeFormDefault="unqualified" blockDefault="#all">
-    <xsd:import namespace="http://purl.org/dc/elements/1.1/" schemaLocation="http://dublincore.org/schemas/xmls/qdc/2003/04/02/dc.xsd"/>
-    <xsd:import namespace="http://purl.org/dc/terms/" schemaLocation="http://dublincore.org/schemas/xmls/qdc/2003/04/02/dcterms.xsd"/>
-    <xsd:element name="coreProperties" type="CT_coreProperties"/>
-    <xsd:complexType name="CT_coreProperties">
-      <xsd:all>
-        <xsd:element ref="dc:creator" minOccurs="0" maxOccurs="1"/>
-        <xsd:element ref="dcterms:created" minOccurs="0" maxOccurs="1"/>
-        <xsd:element ref="dc:identifier" minOccurs="0" maxOccurs="1"/>
-        <xsd:element name="contentType" minOccurs="0" maxOccurs="1" type="xsd:string" ma:displayName="Content Type"/>
-        <xsd:element ref="dc:title" minOccurs="0" maxOccurs="1" ma:index="1" ma:displayName="Title"/>
-        <xsd:element ref="dc:subject" minOccurs="0" maxOccurs="1"/>
-        <xsd:element ref="dc:description" minOccurs="0" maxOccurs="1"/>
-        <xsd:element name="keywords" minOccurs="0" maxOccurs="1" type="xsd:string"/>
-        <xsd:element ref="dc:language" minOccurs="0" maxOccurs="1"/>
-        <xsd:element name="category" minOccurs="0" maxOccurs="1" type="xsd:string"/>
-        <xsd:element name="version" minOccurs="0" maxOccurs="1" type="xsd:string"/>
-        <xsd:element name="revision" minOccurs="0" maxOccurs="1" type="xsd:string">
-          <xsd:annotation>
-            <xsd:documentation>
-                        This value indicates the number of saves or revisions. The application is responsible for updating this value after each revision.
-                    </xsd:documentation>
-          </xsd:annotation>
-        </xsd:element>
-        <xsd:element name="lastModifiedBy" minOccurs="0" maxOccurs="1" type="xsd:string"/>
-        <xsd:element ref="dcterms:modified" minOccurs="0" maxOccurs="1"/>
-        <xsd:element name="contentStatus" minOccurs="0" maxOccurs="1" type="xsd:string"/>
-      </xsd:all>
-    </xsd:complexType>
-  </xsd:schema>
-  <xs:schema xmlns:pc="http://schemas.microsoft.com/office/infopath/2007/PartnerControls" xmlns:xs="http://www.w3.org/2001/XMLSchema" targetNamespace="http://schemas.microsoft.com/office/infopath/2007/PartnerControls" elementFormDefault="qualified" attributeFormDefault="unqualified">
-    <xs:element name="Person">
-      <xs:complexType>
-        <xs:sequence>
-          <xs:element ref="pc:DisplayName" minOccurs="0"/>
-          <xs:element ref="pc:AccountId" minOccurs="0"/>
-          <xs:element ref="pc:AccountType" minOccurs="0"/>
-        </xs:sequence>
-      </xs:complexType>
-    </xs:element>
-    <xs:element name="DisplayName" type="xs:string"/>
-    <xs:element name="AccountId" type="xs:string"/>
-    <xs:element name="AccountType" type="xs:string"/>
-    <xs:element name="BDCAssociatedEntity">
-      <xs:complexType>
-        <xs:sequence>
-          <xs:element ref="pc:BDCEntity" minOccurs="0" maxOccurs="unbounded"/>
-        </xs:sequence>
-        <xs:attribute ref="pc:EntityNamespace"/>
-        <xs:attribute ref="pc:EntityName"/>
-        <xs:attribute ref="pc:SystemInstanceName"/>
-        <xs:attribute ref="pc:AssociationName"/>
-      </xs:complexType>
-    </xs:element>
-    <xs:attribute name="EntityNamespace" type="xs:string"/>
-    <xs:attribute name="EntityName" type="xs:string"/>
-    <xs:attribute name="SystemInstanceName" type="xs:string"/>
-    <xs:attribute name="AssociationName" type="xs:string"/>
-    <xs:element name="BDCEntity">
-      <xs:complexType>
-        <xs:sequence>
-          <xs:element ref="pc:EntityDisplayName" minOccurs="0"/>
-          <xs:element ref="pc:EntityInstanceReference" minOccurs="0"/>
-          <xs:element ref="pc:EntityId1" minOccurs="0"/>
-          <xs:element ref="pc:EntityId2" minOccurs="0"/>
-          <xs:element ref="pc:EntityId3" minOccurs="0"/>
-          <xs:element ref="pc:EntityId4" minOccurs="0"/>
-          <xs:element ref="pc:EntityId5" minOccurs="0"/>
-        </xs:sequence>
-      </xs:complexType>
-    </xs:element>
-    <xs:element name="EntityDisplayName" type="xs:string"/>
-    <xs:element name="EntityInstanceReference" type="xs:string"/>
-    <xs:element name="EntityId1" type="xs:string"/>
-    <xs:element name="EntityId2" type="xs:string"/>
-    <xs:element name="EntityId3" type="xs:string"/>
-    <xs:element name="EntityId4" type="xs:string"/>
-    <xs:element name="EntityId5" type="xs:string"/>
-    <xs:element name="Terms">
-      <xs:complexType>
-        <xs:sequence>
-          <xs:element ref="pc:TermInfo" minOccurs="0" maxOccurs="unbounded"/>
-        </xs:sequence>
-      </xs:complexType>
-    </xs:element>
-    <xs:element name="TermInfo">
-      <xs:complexType>
-        <xs:sequence>
-          <xs:element ref="pc:TermName" minOccurs="0"/>
-          <xs:element ref="pc:TermId" minOccurs="0"/>
-        </xs:sequence>
-      </xs:complexType>
-    </xs:element>
-    <xs:element name="TermName" type="xs:string"/>
-    <xs:element name="TermId" type="xs:string"/>
-  </xs:schema>
-</ct:contentTypeSchema>
-</file>
-
-<file path=customXml/item2.xml><?xml version="1.0" encoding="utf-8"?>
-<p:properties xmlns:p="http://schemas.microsoft.com/office/2006/metadata/properties" xmlns:xsi="http://www.w3.org/2001/XMLSchema-instance" xmlns:pc="http://schemas.microsoft.com/office/infopath/2007/PartnerControls">
-  <documentManagement>
-    <_ip_UnifiedCompliancePolicyUIAction xmlns="http://schemas.microsoft.com/sharepoint/v3" xsi:nil="true"/>
-    <Image xmlns="71af3243-3dd4-4a8d-8c0d-dd76da1f02a5">
-      <Url xsi:nil="true"/>
-      <Description xsi:nil="true"/>
-    </Image>
-    <Status xmlns="71af3243-3dd4-4a8d-8c0d-dd76da1f02a5">Not started</Status>
-    <Background xmlns="71af3243-3dd4-4a8d-8c0d-dd76da1f02a5">false</Background>
-    <_ip_UnifiedCompliancePolicyProperties xmlns="http://schemas.microsoft.com/sharepoint/v3" xsi:nil="true"/>
-    <ImageTagsTaxHTField xmlns="71af3243-3dd4-4a8d-8c0d-dd76da1f02a5">
-      <Terms xmlns="http://schemas.microsoft.com/office/infopath/2007/PartnerControls"/>
-    </ImageTagsTaxHTField>
-    <TaxCatchAll xmlns="230e9df3-be65-4c73-a93b-d1236ebd677e" xsi:nil="true"/>
-    <MediaServiceKeyPoints xmlns="71af3243-3dd4-4a8d-8c0d-dd76da1f02a5" xsi:nil="true"/>
-  </documentManagement>
-</p:properties>
-</file>
-
-<file path=customXml/item3.xml><?xml version="1.0" encoding="utf-8"?>
-<?mso-contentType ?>
-<FormTemplates xmlns="http://schemas.microsoft.com/sharepoint/v3/contenttype/forms">
-  <Display>DocumentLibraryForm</Display>
-  <Edit>DocumentLibraryForm</Edit>
-  <New>DocumentLibraryForm</New>
-</FormTemplates>
-</file>
-
-<file path=customXml/itemProps1.xml><?xml version="1.0" encoding="utf-8"?>
-<ds:datastoreItem xmlns:ds="http://schemas.openxmlformats.org/officeDocument/2006/customXml" ds:itemID="{5D102B48-1E5C-4CF5-92E6-6C606B6517B1}"/>
-</file>
-
-<file path=customXml/itemProps2.xml><?xml version="1.0" encoding="utf-8"?>
-<ds:datastoreItem xmlns:ds="http://schemas.openxmlformats.org/officeDocument/2006/customXml" ds:itemID="{84540EF2-10BE-4F15-AE48-29F02438DF29}">
-  <ds:schemaRefs>
-    <ds:schemaRef ds:uri="http://schemas.microsoft.com/office/2006/metadata/properties"/>
-    <ds:schemaRef ds:uri="http://schemas.microsoft.com/office/infopath/2007/PartnerControls"/>
-    <ds:schemaRef ds:uri="http://schemas.microsoft.com/sharepoint/v3"/>
-    <ds:schemaRef ds:uri="71af3243-3dd4-4a8d-8c0d-dd76da1f02a5"/>
-    <ds:schemaRef ds:uri="230e9df3-be65-4c73-a93b-d1236ebd677e"/>
-  </ds:schemaRefs>
-</ds:datastoreItem>
-</file>
-
-<file path=customXml/itemProps3.xml><?xml version="1.0" encoding="utf-8"?>
-<ds:datastoreItem xmlns:ds="http://schemas.openxmlformats.org/officeDocument/2006/customXml" ds:itemID="{4055AC75-E269-4E6B-BCB9-776824181803}">
-  <ds:schemaRefs>
-    <ds:schemaRef ds:uri="http://schemas.microsoft.com/sharepoint/v3/contenttype/forms"/>
-  </ds:schemaRefs>
-</ds:datastoreItem>
-</file>
-
 <file path=docMetadata/LabelInfo.xml><?xml version="1.0" encoding="utf-8"?>
 <clbl:labelList xmlns:clbl="http://schemas.microsoft.com/office/2020/mipLabelMetadata"/>
 </file>